--- a/00-首页/题组Word/专项卷/省预赛专项卷I-教师版.docx
+++ b/00-首页/题组Word/专项卷/省预赛专项卷I-教师版.docx
@@ -26198,7 +26198,7 @@
     <ns0:name ns0:val="Verbatim Char"/>
     <ns0:basedOn ns0:val="BodyTextChar"/>
     <ns0:rPr>
-      <ns0:rFonts ns0:ascii="Times New Roman" ns0:cs="Times New Roman" ns0:eastAsia="FangSong" ns0:hAnsi="Times New Roman"/>
+      <ns0:rFonts ns0:ascii="SimSun" ns0:cs="SimSun" ns0:eastAsia="SimSun" ns0:hAnsi="SimSun"/>
       <ns0:b ns0:val="0"/>
       <ns0:sz ns0:val="20"/>
     </ns0:rPr>
@@ -26252,7 +26252,7 @@
       <w:wordWrap w:val="off"/>
     </w:pPr>
     <ns0:rPr>
-      <w:rFonts ns0:ascii="Times New Roman" ns0:hAnsi="Times New Roman" ns0:eastAsia="FangSong" ns0:cs="Times New Roman"/>
+      <w:rFonts ns0:ascii="SimSun" ns0:hAnsi="SimSun" ns0:eastAsia="SimSun" ns0:cs="SimSun"/>
     </ns0:rPr>
   </w:style>
   <w:style w:type="character" w:customStyle="1" w:styleId="KeywordTok">

--- a/00-首页/题组Word/专项卷/省预赛专项卷I-教师版.docx
+++ b/00-首页/题组Word/专项卷/省预赛专项卷I-教师版.docx
@@ -202,6 +202,8 @@
     <w:p>
       <w:pPr>
         <w:pStyle w:val="BodyText"/>
+        <w:ind w:left="480" w:hanging="480"/>
+        <w:spacing w:after="0"/>
       </w:pPr>
       <w:r>
         <w:rPr>
@@ -293,7 +295,20 @@
         <w:rPr>
           <w:rFonts w:ascii="Times New Roman" w:hAnsi="Times New Roman" w:eastAsia="Times New Roman" w:cs="Times New Roman"/>
         </w:rPr>
-        <w:t xml:space="preserve">- A. 3200 </w:t>
+        <w:t xml:space="preserve">- </w:t>
+      </w:r>
+    </w:p>
+    <w:p>
+      <w:pPr>
+        <w:pStyle w:val="BodyText"/>
+        <w:ind w:left="480" w:hanging="480"/>
+        <w:spacing w:before="0" w:after="0"/>
+      </w:pPr>
+      <w:r>
+        <w:rPr>
+          <w:rFonts w:ascii="Times New Roman" w:hAnsi="Times New Roman" w:eastAsia="Times New Roman" w:cs="Times New Roman"/>
+        </w:rPr>
+        <w:t xml:space="preserve">A. 3200 </w:t>
       </w:r>
       <w:r>
         <w:rPr>
@@ -305,7 +320,20 @@
         <w:rPr>
           <w:rFonts w:ascii="Times New Roman" w:hAnsi="Times New Roman" w:eastAsia="Times New Roman" w:cs="Times New Roman"/>
         </w:rPr>
-        <w:t xml:space="preserve">　　B. 1600 </w:t>
+        <w:t xml:space="preserve">　　</w:t>
+      </w:r>
+    </w:p>
+    <w:p>
+      <w:pPr>
+        <w:pStyle w:val="BodyText"/>
+        <w:ind w:left="480" w:hanging="480"/>
+        <w:spacing w:before="0" w:after="0"/>
+      </w:pPr>
+      <w:r>
+        <w:rPr>
+          <w:rFonts w:ascii="Times New Roman" w:hAnsi="Times New Roman" w:eastAsia="Times New Roman" w:cs="Times New Roman"/>
+        </w:rPr>
+        <w:t xml:space="preserve">B. 1600 </w:t>
       </w:r>
       <w:r>
         <w:rPr>
@@ -317,7 +345,20 @@
         <w:rPr>
           <w:rFonts w:ascii="Times New Roman" w:hAnsi="Times New Roman" w:eastAsia="Times New Roman" w:cs="Times New Roman"/>
         </w:rPr>
-        <w:t xml:space="preserve">　　C. 800 </w:t>
+        <w:t xml:space="preserve">　　</w:t>
+      </w:r>
+    </w:p>
+    <w:p>
+      <w:pPr>
+        <w:pStyle w:val="BodyText"/>
+        <w:ind w:left="480" w:hanging="480"/>
+        <w:spacing w:before="0" w:after="0"/>
+      </w:pPr>
+      <w:r>
+        <w:rPr>
+          <w:rFonts w:ascii="Times New Roman" w:hAnsi="Times New Roman" w:eastAsia="Times New Roman" w:cs="Times New Roman"/>
+        </w:rPr>
+        <w:t xml:space="preserve">C. 800 </w:t>
       </w:r>
       <w:r>
         <w:rPr>
@@ -329,7 +370,20 @@
         <w:rPr>
           <w:rFonts w:ascii="Times New Roman" w:hAnsi="Times New Roman" w:eastAsia="Times New Roman" w:cs="Times New Roman"/>
         </w:rPr>
-        <w:t xml:space="preserve">　　D. 400 </w:t>
+        <w:t xml:space="preserve">　　</w:t>
+      </w:r>
+    </w:p>
+    <w:p>
+      <w:pPr>
+        <w:pStyle w:val="BodyText"/>
+        <w:ind w:left="480" w:hanging="480"/>
+        <w:spacing w:before="0" w:after="180"/>
+      </w:pPr>
+      <w:r>
+        <w:rPr>
+          <w:rFonts w:ascii="Times New Roman" w:hAnsi="Times New Roman" w:eastAsia="Times New Roman" w:cs="Times New Roman"/>
+        </w:rPr>
+        <w:t xml:space="preserve">D. 400 </w:t>
       </w:r>
       <w:r>
         <w:rPr>
@@ -508,6 +562,8 @@
     <w:p>
       <w:pPr>
         <w:pStyle w:val="BodyText"/>
+        <w:ind w:left="480" w:hanging="480"/>
+        <w:spacing w:after="0"/>
       </w:pPr>
       <w:r>
         <w:rPr>
@@ -537,7 +593,20 @@
         <w:rPr>
           <w:rFonts w:ascii="Times New Roman" w:hAnsi="Times New Roman" w:eastAsia="Times New Roman" w:cs="Times New Roman"/>
         </w:rPr>
-        <w:t>- A. CaC</w:t>
+        <w:t>- </w:t>
+      </w:r>
+    </w:p>
+    <w:p>
+      <w:pPr>
+        <w:pStyle w:val="BodyText"/>
+        <w:ind w:left="480" w:hanging="480"/>
+        <w:spacing w:before="0" w:after="0"/>
+      </w:pPr>
+      <w:r>
+        <w:rPr>
+          <w:rFonts w:ascii="Times New Roman" w:hAnsi="Times New Roman" w:eastAsia="Times New Roman" w:cs="Times New Roman"/>
+        </w:rPr>
+        <w:t>A. CaC</w:t>
       </w:r>
       <w:r>
         <w:rPr>
@@ -608,7 +677,20 @@
         <w:rPr>
           <w:rFonts w:ascii="Times New Roman" w:hAnsi="Times New Roman" w:eastAsia="Times New Roman" w:cs="Times New Roman"/>
         </w:rPr>
-        <w:t>- B. SiCl</w:t>
+        <w:t>- </w:t>
+      </w:r>
+    </w:p>
+    <w:p>
+      <w:pPr>
+        <w:pStyle w:val="BodyText"/>
+        <w:ind w:left="480" w:hanging="480"/>
+        <w:spacing w:before="0" w:after="0"/>
+      </w:pPr>
+      <w:r>
+        <w:rPr>
+          <w:rFonts w:ascii="Times New Roman" w:hAnsi="Times New Roman" w:eastAsia="Times New Roman" w:cs="Times New Roman"/>
+        </w:rPr>
+        <w:t>B. SiCl</w:t>
       </w:r>
       <w:r>
         <w:rPr>
@@ -685,7 +767,20 @@
         <w:rPr>
           <w:rFonts w:ascii="Times New Roman" w:hAnsi="Times New Roman" w:eastAsia="Times New Roman" w:cs="Times New Roman"/>
         </w:rPr>
-        <w:t>- C. NaH + H</w:t>
+        <w:t>- </w:t>
+      </w:r>
+    </w:p>
+    <w:p>
+      <w:pPr>
+        <w:pStyle w:val="BodyText"/>
+        <w:ind w:left="480" w:hanging="480"/>
+        <w:spacing w:before="0" w:after="0"/>
+      </w:pPr>
+      <w:r>
+        <w:rPr>
+          <w:rFonts w:ascii="Times New Roman" w:hAnsi="Times New Roman" w:eastAsia="Times New Roman" w:cs="Times New Roman"/>
+        </w:rPr>
+        <w:t>C. NaH + H</w:t>
       </w:r>
       <w:r>
         <w:rPr>
@@ -717,7 +812,20 @@
         <w:rPr>
           <w:rFonts w:ascii="Times New Roman" w:hAnsi="Times New Roman" w:eastAsia="Times New Roman" w:cs="Times New Roman"/>
         </w:rPr>
-        <w:t>- D. PCl</w:t>
+        <w:t>- </w:t>
+      </w:r>
+    </w:p>
+    <w:p>
+      <w:pPr>
+        <w:pStyle w:val="BodyText"/>
+        <w:ind w:left="480" w:hanging="480"/>
+        <w:spacing w:before="0" w:after="180"/>
+      </w:pPr>
+      <w:r>
+        <w:rPr>
+          <w:rFonts w:ascii="Times New Roman" w:hAnsi="Times New Roman" w:eastAsia="Times New Roman" w:cs="Times New Roman"/>
+        </w:rPr>
+        <w:t>D. PCl</w:t>
       </w:r>
       <w:r>
         <w:rPr>
@@ -968,6 +1076,8 @@
     <w:p>
       <w:pPr>
         <w:pStyle w:val="BodyText"/>
+        <w:ind w:left="480" w:hanging="480"/>
+        <w:spacing w:after="0"/>
       </w:pPr>
       <w:r>
         <w:rPr>
@@ -1101,7 +1211,20 @@
         <w:rPr>
           <w:rFonts w:ascii="Times New Roman" w:hAnsi="Times New Roman" w:eastAsia="Times New Roman" w:cs="Times New Roman"/>
         </w:rPr>
-        <w:t xml:space="preserve">- A. ΔH </w:t>
+        <w:t xml:space="preserve">- </w:t>
+      </w:r>
+    </w:p>
+    <w:p>
+      <w:pPr>
+        <w:pStyle w:val="BodyText"/>
+        <w:ind w:left="480" w:hanging="480"/>
+        <w:spacing w:before="0" w:after="0"/>
+      </w:pPr>
+      <w:r>
+        <w:rPr>
+          <w:rFonts w:ascii="Times New Roman" w:hAnsi="Times New Roman" w:eastAsia="Times New Roman" w:cs="Times New Roman"/>
+        </w:rPr>
+        <w:t xml:space="preserve">A. ΔH </w:t>
       </w:r>
       <w:r>
         <w:rPr>
@@ -1131,7 +1254,20 @@
         <w:rPr>
           <w:rFonts w:ascii="Times New Roman" w:hAnsi="Times New Roman" w:eastAsia="Times New Roman" w:cs="Times New Roman"/>
         </w:rPr>
-        <w:t xml:space="preserve">- B. </w:t>
+        <w:t xml:space="preserve">- </w:t>
+      </w:r>
+    </w:p>
+    <w:p>
+      <w:pPr>
+        <w:pStyle w:val="BodyText"/>
+        <w:ind w:left="480" w:hanging="480"/>
+        <w:spacing w:before="0" w:after="0"/>
+      </w:pPr>
+      <w:r>
+        <w:rPr>
+          <w:rFonts w:ascii="Times New Roman" w:hAnsi="Times New Roman" w:eastAsia="Times New Roman" w:cs="Times New Roman"/>
+        </w:rPr>
+        <w:t xml:space="preserve">B. </w:t>
       </w:r>
       <w:r>
         <w:rPr>
@@ -1149,7 +1285,20 @@
         <w:rPr>
           <w:rFonts w:ascii="Times New Roman" w:hAnsi="Times New Roman" w:eastAsia="Times New Roman" w:cs="Times New Roman"/>
         </w:rPr>
-        <w:t xml:space="preserve">- C. ΔH </w:t>
+        <w:t xml:space="preserve">- </w:t>
+      </w:r>
+    </w:p>
+    <w:p>
+      <w:pPr>
+        <w:pStyle w:val="BodyText"/>
+        <w:ind w:left="480" w:hanging="480"/>
+        <w:spacing w:before="0" w:after="0"/>
+      </w:pPr>
+      <w:r>
+        <w:rPr>
+          <w:rFonts w:ascii="Times New Roman" w:hAnsi="Times New Roman" w:eastAsia="Times New Roman" w:cs="Times New Roman"/>
+        </w:rPr>
+        <w:t xml:space="preserve">C. ΔH </w:t>
       </w:r>
       <w:r>
         <w:rPr>
@@ -1167,7 +1316,20 @@
         <w:rPr>
           <w:rFonts w:ascii="Times New Roman" w:hAnsi="Times New Roman" w:eastAsia="Times New Roman" w:cs="Times New Roman"/>
         </w:rPr>
-        <w:t xml:space="preserve">- D. ΔH </w:t>
+        <w:t xml:space="preserve">- </w:t>
+      </w:r>
+    </w:p>
+    <w:p>
+      <w:pPr>
+        <w:pStyle w:val="BodyText"/>
+        <w:ind w:left="480" w:hanging="480"/>
+        <w:spacing w:before="0" w:after="180"/>
+      </w:pPr>
+      <w:r>
+        <w:rPr>
+          <w:rFonts w:ascii="Times New Roman" w:hAnsi="Times New Roman" w:eastAsia="Times New Roman" w:cs="Times New Roman"/>
+        </w:rPr>
+        <w:t xml:space="preserve">D. ΔH </w:t>
       </w:r>
       <w:r>
         <w:rPr>
@@ -1516,7 +1678,7 @@
         </w:rPr>
         <w:drawing>
           <wp:inline>
-            <wp:extent cx="3240000" cy="4584609"/>
+            <wp:extent cx="3137900" cy="4584609"/>
             <wp:effectExtent b="0" l="0" r="0" t="0"/>
             <wp:docPr descr="" title="" id="17" name="Picture"/>
             <a:graphic>
@@ -1537,7 +1699,7 @@
                   <pic:spPr bwMode="auto">
                     <a:xfrm>
                       <a:off x="0" y="0"/>
-                      <a:ext cx="3240000" cy="4584609"/>
+                      <a:ext cx="3137900" cy="4584609"/>
                     </a:xfrm>
                     <a:prstGeom prst="rect">
                       <a:avLst/>
@@ -1559,10 +1721,6 @@
     <w:p>
       <w:pPr>
         <w:pStyle w:val="Compact"/>
-        <w:numPr>
-          <w:ilvl w:val="0"/>
-          <w:numId w:val="1001"/>
-        </w:numPr>
       </w:pPr>
       <w:r>
         <w:rPr>
@@ -1605,10 +1763,6 @@
     <w:p>
       <w:pPr>
         <w:pStyle w:val="Compact"/>
-        <w:numPr>
-          <w:ilvl w:val="0"/>
-          <w:numId w:val="1001"/>
-        </w:numPr>
       </w:pPr>
       <w:r>
         <w:rPr>
@@ -1638,10 +1792,6 @@
     <w:p>
       <w:pPr>
         <w:pStyle w:val="Compact"/>
-        <w:numPr>
-          <w:ilvl w:val="0"/>
-          <w:numId w:val="1001"/>
-        </w:numPr>
       </w:pPr>
       <w:r>
         <w:rPr>
@@ -1756,10 +1906,6 @@
     <w:p>
       <w:pPr>
         <w:pStyle w:val="Compact"/>
-        <w:numPr>
-          <w:ilvl w:val="0"/>
-          <w:numId w:val="1001"/>
-        </w:numPr>
       </w:pPr>
       <w:r>
         <w:rPr>
@@ -2254,7 +2400,7 @@
         </w:rPr>
         <w:drawing>
           <wp:inline>
-            <wp:extent cx="3240000" cy="4584609"/>
+            <wp:extent cx="3088228" cy="4584609"/>
             <wp:effectExtent b="0" l="0" r="0" t="0"/>
             <wp:docPr descr="" title="" id="22" name="Picture"/>
             <a:graphic>
@@ -2275,7 +2421,7 @@
                   <pic:spPr bwMode="auto">
                     <a:xfrm>
                       <a:off x="0" y="0"/>
-                      <a:ext cx="3240000" cy="4584609"/>
+                      <a:ext cx="3088228" cy="4584609"/>
                     </a:xfrm>
                     <a:prstGeom prst="rect">
                       <a:avLst/>
@@ -2297,10 +2443,6 @@
     <w:p>
       <w:pPr>
         <w:pStyle w:val="Compact"/>
-        <w:numPr>
-          <w:ilvl w:val="0"/>
-          <w:numId w:val="1002"/>
-        </w:numPr>
       </w:pPr>
       <w:r>
         <w:rPr>
@@ -2390,10 +2532,6 @@
     <w:p>
       <w:pPr>
         <w:pStyle w:val="Compact"/>
-        <w:numPr>
-          <w:ilvl w:val="0"/>
-          <w:numId w:val="1002"/>
-        </w:numPr>
       </w:pPr>
       <w:r>
         <w:rPr>
@@ -2460,10 +2598,6 @@
     <w:p>
       <w:pPr>
         <w:pStyle w:val="Compact"/>
-        <w:numPr>
-          <w:ilvl w:val="0"/>
-          <w:numId w:val="1002"/>
-        </w:numPr>
       </w:pPr>
       <w:r>
         <w:rPr>
@@ -2545,10 +2679,6 @@
     <w:p>
       <w:pPr>
         <w:pStyle w:val="Compact"/>
-        <w:numPr>
-          <w:ilvl w:val="0"/>
-          <w:numId w:val="1002"/>
-        </w:numPr>
       </w:pPr>
       <w:r>
         <w:rPr>
@@ -2984,7 +3114,7 @@
         </w:rPr>
         <w:drawing>
           <wp:inline>
-            <wp:extent cx="3240000" cy="4584609"/>
+            <wp:extent cx="3086008" cy="4584609"/>
             <wp:effectExtent b="0" l="0" r="0" t="0"/>
             <wp:docPr descr="" title="" id="27" name="Picture"/>
             <a:graphic>
@@ -3005,7 +3135,7 @@
                   <pic:spPr bwMode="auto">
                     <a:xfrm>
                       <a:off x="0" y="0"/>
-                      <a:ext cx="3240000" cy="4584609"/>
+                      <a:ext cx="3086008" cy="4584609"/>
                     </a:xfrm>
                     <a:prstGeom prst="rect">
                       <a:avLst/>
@@ -3027,10 +3157,6 @@
     <w:p>
       <w:pPr>
         <w:pStyle w:val="Compact"/>
-        <w:numPr>
-          <w:ilvl w:val="0"/>
-          <w:numId w:val="1003"/>
-        </w:numPr>
       </w:pPr>
       <w:r>
         <w:rPr>
@@ -3170,10 +3296,6 @@
     <w:p>
       <w:pPr>
         <w:pStyle w:val="Compact"/>
-        <w:numPr>
-          <w:ilvl w:val="0"/>
-          <w:numId w:val="1003"/>
-        </w:numPr>
       </w:pPr>
       <w:r>
         <w:rPr>
@@ -3347,10 +3469,6 @@
     <w:p>
       <w:pPr>
         <w:pStyle w:val="Compact"/>
-        <w:numPr>
-          <w:ilvl w:val="0"/>
-          <w:numId w:val="1003"/>
-        </w:numPr>
       </w:pPr>
       <w:r>
         <w:rPr>
@@ -3432,10 +3550,6 @@
     <w:p>
       <w:pPr>
         <w:pStyle w:val="Compact"/>
-        <w:numPr>
-          <w:ilvl w:val="0"/>
-          <w:numId w:val="1003"/>
-        </w:numPr>
       </w:pPr>
       <w:r>
         <w:rPr>
@@ -4152,7 +4266,7 @@
         </w:rPr>
         <w:drawing>
           <wp:inline>
-            <wp:extent cx="3240000" cy="4584609"/>
+            <wp:extent cx="3115581" cy="4584609"/>
             <wp:effectExtent b="0" l="0" r="0" t="0"/>
             <wp:docPr descr="" title="" id="32" name="Picture"/>
             <a:graphic>
@@ -4173,7 +4287,7 @@
                   <pic:spPr bwMode="auto">
                     <a:xfrm>
                       <a:off x="0" y="0"/>
-                      <a:ext cx="3240000" cy="4584609"/>
+                      <a:ext cx="3115581" cy="4584609"/>
                     </a:xfrm>
                     <a:prstGeom prst="rect">
                       <a:avLst/>
@@ -4195,10 +4309,6 @@
     <w:p>
       <w:pPr>
         <w:pStyle w:val="Compact"/>
-        <w:numPr>
-          <w:ilvl w:val="0"/>
-          <w:numId w:val="1004"/>
-        </w:numPr>
       </w:pPr>
       <w:r>
         <w:rPr>
@@ -4241,10 +4351,6 @@
     <w:p>
       <w:pPr>
         <w:pStyle w:val="Compact"/>
-        <w:numPr>
-          <w:ilvl w:val="0"/>
-          <w:numId w:val="1004"/>
-        </w:numPr>
       </w:pPr>
       <w:r>
         <w:rPr>
@@ -4298,10 +4404,6 @@
     <w:p>
       <w:pPr>
         <w:pStyle w:val="Compact"/>
-        <w:numPr>
-          <w:ilvl w:val="0"/>
-          <w:numId w:val="1004"/>
-        </w:numPr>
       </w:pPr>
       <w:r>
         <w:rPr>
@@ -4415,10 +4517,6 @@
     <w:p>
       <w:pPr>
         <w:pStyle w:val="Compact"/>
-        <w:numPr>
-          <w:ilvl w:val="0"/>
-          <w:numId w:val="1004"/>
-        </w:numPr>
       </w:pPr>
       <w:r>
         <w:rPr>
@@ -4671,6 +4769,8 @@
     <w:p>
       <w:pPr>
         <w:pStyle w:val="BodyText"/>
+        <w:ind w:left="480" w:hanging="480"/>
+        <w:spacing w:after="0"/>
       </w:pPr>
       <w:r>
         <w:rPr>
@@ -4714,7 +4814,20 @@
         <w:rPr>
           <w:rFonts w:ascii="Times New Roman" w:hAnsi="Times New Roman" w:eastAsia="Times New Roman" w:cs="Times New Roman"/>
         </w:rPr>
-        <w:t xml:space="preserve">- A. 1 </w:t>
+        <w:t xml:space="preserve">- </w:t>
+      </w:r>
+    </w:p>
+    <w:p>
+      <w:pPr>
+        <w:pStyle w:val="BodyText"/>
+        <w:ind w:left="480" w:hanging="480"/>
+        <w:spacing w:before="0" w:after="0"/>
+      </w:pPr>
+      <w:r>
+        <w:rPr>
+          <w:rFonts w:ascii="Times New Roman" w:hAnsi="Times New Roman" w:eastAsia="Times New Roman" w:cs="Times New Roman"/>
+        </w:rPr>
+        <w:t xml:space="preserve">A. 1 </w:t>
       </w:r>
       <w:r>
         <w:rPr>
@@ -4726,7 +4839,20 @@
         <w:rPr>
           <w:rFonts w:ascii="Times New Roman" w:hAnsi="Times New Roman" w:eastAsia="Times New Roman" w:cs="Times New Roman"/>
         </w:rPr>
-        <w:t xml:space="preserve">　　B. 2 </w:t>
+        <w:t xml:space="preserve">　　</w:t>
+      </w:r>
+    </w:p>
+    <w:p>
+      <w:pPr>
+        <w:pStyle w:val="BodyText"/>
+        <w:ind w:left="480" w:hanging="480"/>
+        <w:spacing w:before="0" w:after="0"/>
+      </w:pPr>
+      <w:r>
+        <w:rPr>
+          <w:rFonts w:ascii="Times New Roman" w:hAnsi="Times New Roman" w:eastAsia="Times New Roman" w:cs="Times New Roman"/>
+        </w:rPr>
+        <w:t xml:space="preserve">B. 2 </w:t>
       </w:r>
       <w:r>
         <w:rPr>
@@ -4738,7 +4864,20 @@
         <w:rPr>
           <w:rFonts w:ascii="Times New Roman" w:hAnsi="Times New Roman" w:eastAsia="Times New Roman" w:cs="Times New Roman"/>
         </w:rPr>
-        <w:t xml:space="preserve">　　C. 3 </w:t>
+        <w:t xml:space="preserve">　　</w:t>
+      </w:r>
+    </w:p>
+    <w:p>
+      <w:pPr>
+        <w:pStyle w:val="BodyText"/>
+        <w:ind w:left="480" w:hanging="480"/>
+        <w:spacing w:before="0" w:after="0"/>
+      </w:pPr>
+      <w:r>
+        <w:rPr>
+          <w:rFonts w:ascii="Times New Roman" w:hAnsi="Times New Roman" w:eastAsia="Times New Roman" w:cs="Times New Roman"/>
+        </w:rPr>
+        <w:t xml:space="preserve">C. 3 </w:t>
       </w:r>
       <w:r>
         <w:rPr>
@@ -4750,7 +4889,20 @@
         <w:rPr>
           <w:rFonts w:ascii="Times New Roman" w:hAnsi="Times New Roman" w:eastAsia="Times New Roman" w:cs="Times New Roman"/>
         </w:rPr>
-        <w:t xml:space="preserve">　　D. 4 </w:t>
+        <w:t xml:space="preserve">　　</w:t>
+      </w:r>
+    </w:p>
+    <w:p>
+      <w:pPr>
+        <w:pStyle w:val="BodyText"/>
+        <w:ind w:left="480" w:hanging="480"/>
+        <w:spacing w:before="0" w:after="180"/>
+      </w:pPr>
+      <w:r>
+        <w:rPr>
+          <w:rFonts w:ascii="Times New Roman" w:hAnsi="Times New Roman" w:eastAsia="Times New Roman" w:cs="Times New Roman"/>
+        </w:rPr>
+        <w:t xml:space="preserve">D. 4 </w:t>
       </w:r>
       <w:r>
         <w:rPr>
@@ -4997,7 +5149,7 @@
         </w:rPr>
         <w:drawing>
           <wp:inline>
-            <wp:extent cx="3240000" cy="4584609"/>
+            <wp:extent cx="3103325" cy="4584609"/>
             <wp:effectExtent b="0" l="0" r="0" t="0"/>
             <wp:docPr descr="" title="" id="40" name="Picture"/>
             <a:graphic>
@@ -5018,7 +5170,7 @@
                   <pic:spPr bwMode="auto">
                     <a:xfrm>
                       <a:off x="0" y="0"/>
-                      <a:ext cx="3240000" cy="4584609"/>
+                      <a:ext cx="3103325" cy="4584609"/>
                     </a:xfrm>
                     <a:prstGeom prst="rect">
                       <a:avLst/>
@@ -5040,10 +5192,6 @@
     <w:p>
       <w:pPr>
         <w:pStyle w:val="Compact"/>
-        <w:numPr>
-          <w:ilvl w:val="0"/>
-          <w:numId w:val="1005"/>
-        </w:numPr>
       </w:pPr>
       <w:r>
         <w:rPr>
@@ -5061,10 +5209,6 @@
     <w:p>
       <w:pPr>
         <w:pStyle w:val="Compact"/>
-        <w:numPr>
-          <w:ilvl w:val="0"/>
-          <w:numId w:val="1005"/>
-        </w:numPr>
       </w:pPr>
       <w:r>
         <w:rPr>
@@ -5082,10 +5226,6 @@
     <w:p>
       <w:pPr>
         <w:pStyle w:val="Compact"/>
-        <w:numPr>
-          <w:ilvl w:val="0"/>
-          <w:numId w:val="1005"/>
-        </w:numPr>
       </w:pPr>
       <w:r>
         <w:rPr>
@@ -5115,10 +5255,6 @@
     <w:p>
       <w:pPr>
         <w:pStyle w:val="Compact"/>
-        <w:numPr>
-          <w:ilvl w:val="0"/>
-          <w:numId w:val="1005"/>
-        </w:numPr>
       </w:pPr>
       <w:r>
         <w:rPr>
@@ -5461,7 +5597,7 @@
         </w:rPr>
         <w:drawing>
           <wp:inline>
-            <wp:extent cx="3240000" cy="4584609"/>
+            <wp:extent cx="3091273" cy="4584609"/>
             <wp:effectExtent b="0" l="0" r="0" t="0"/>
             <wp:docPr descr="" title="" id="45" name="Picture"/>
             <a:graphic>
@@ -5482,7 +5618,7 @@
                   <pic:spPr bwMode="auto">
                     <a:xfrm>
                       <a:off x="0" y="0"/>
-                      <a:ext cx="3240000" cy="4584609"/>
+                      <a:ext cx="3091273" cy="4584609"/>
                     </a:xfrm>
                     <a:prstGeom prst="rect">
                       <a:avLst/>
@@ -5504,10 +5640,6 @@
     <w:p>
       <w:pPr>
         <w:pStyle w:val="Compact"/>
-        <w:numPr>
-          <w:ilvl w:val="0"/>
-          <w:numId w:val="1006"/>
-        </w:numPr>
       </w:pPr>
       <w:r>
         <w:rPr>
@@ -5525,10 +5657,6 @@
     <w:p>
       <w:pPr>
         <w:pStyle w:val="Compact"/>
-        <w:numPr>
-          <w:ilvl w:val="0"/>
-          <w:numId w:val="1006"/>
-        </w:numPr>
       </w:pPr>
       <w:r>
         <w:rPr>
@@ -5595,10 +5723,6 @@
     <w:p>
       <w:pPr>
         <w:pStyle w:val="Compact"/>
-        <w:numPr>
-          <w:ilvl w:val="0"/>
-          <w:numId w:val="1006"/>
-        </w:numPr>
       </w:pPr>
       <w:r>
         <w:rPr>
@@ -5700,10 +5824,6 @@
     <w:p>
       <w:pPr>
         <w:pStyle w:val="Compact"/>
-        <w:numPr>
-          <w:ilvl w:val="0"/>
-          <w:numId w:val="1006"/>
-        </w:numPr>
       </w:pPr>
       <w:r>
         <w:rPr>
@@ -5960,6 +6080,8 @@
     <w:p>
       <w:pPr>
         <w:pStyle w:val="BodyText"/>
+        <w:ind w:left="480" w:hanging="480"/>
+        <w:spacing w:after="0"/>
       </w:pPr>
       <w:r>
         <w:rPr>
@@ -5977,7 +6099,20 @@
         <w:rPr>
           <w:rFonts w:ascii="Times New Roman" w:hAnsi="Times New Roman" w:eastAsia="Times New Roman" w:cs="Times New Roman"/>
         </w:rPr>
-        <w:t>- A. CH</w:t>
+        <w:t>- </w:t>
+      </w:r>
+    </w:p>
+    <w:p>
+      <w:pPr>
+        <w:pStyle w:val="BodyText"/>
+        <w:ind w:left="480" w:hanging="480"/>
+        <w:spacing w:before="0" w:after="0"/>
+      </w:pPr>
+      <w:r>
+        <w:rPr>
+          <w:rFonts w:ascii="Times New Roman" w:hAnsi="Times New Roman" w:eastAsia="Times New Roman" w:cs="Times New Roman"/>
+        </w:rPr>
+        <w:t>A. CH</w:t>
       </w:r>
       <w:r>
         <w:rPr>
@@ -5990,7 +6125,20 @@
         <w:rPr>
           <w:rFonts w:ascii="Times New Roman" w:hAnsi="Times New Roman" w:eastAsia="Times New Roman" w:cs="Times New Roman"/>
         </w:rPr>
-        <w:t xml:space="preserve">　　B. XeF</w:t>
+        <w:t xml:space="preserve">　　</w:t>
+      </w:r>
+    </w:p>
+    <w:p>
+      <w:pPr>
+        <w:pStyle w:val="BodyText"/>
+        <w:ind w:left="480" w:hanging="480"/>
+        <w:spacing w:before="0" w:after="0"/>
+      </w:pPr>
+      <w:r>
+        <w:rPr>
+          <w:rFonts w:ascii="Times New Roman" w:hAnsi="Times New Roman" w:eastAsia="Times New Roman" w:cs="Times New Roman"/>
+        </w:rPr>
+        <w:t xml:space="preserve">B. XeF</w:t>
       </w:r>
       <w:r>
         <w:rPr>
@@ -6003,7 +6151,20 @@
         <w:rPr>
           <w:rFonts w:ascii="Times New Roman" w:hAnsi="Times New Roman" w:eastAsia="Times New Roman" w:cs="Times New Roman"/>
         </w:rPr>
-        <w:t xml:space="preserve">　　C. </w:t>
+        <w:t xml:space="preserve">　　</w:t>
+      </w:r>
+    </w:p>
+    <w:p>
+      <w:pPr>
+        <w:pStyle w:val="BodyText"/>
+        <w:ind w:left="480" w:hanging="480"/>
+        <w:spacing w:before="0" w:after="0"/>
+      </w:pPr>
+      <w:r>
+        <w:rPr>
+          <w:rFonts w:ascii="Times New Roman" w:hAnsi="Times New Roman" w:eastAsia="Times New Roman" w:cs="Times New Roman"/>
+        </w:rPr>
+        <w:t xml:space="preserve">C. </w:t>
       </w:r>
       <w:r>
         <w:rPr>
@@ -6015,7 +6176,20 @@
         <w:rPr>
           <w:rFonts w:ascii="Times New Roman" w:hAnsi="Times New Roman" w:eastAsia="Times New Roman" w:cs="Times New Roman"/>
         </w:rPr>
-        <w:t xml:space="preserve">　　D. Zn(CN)</w:t>
+        <w:t xml:space="preserve">　　</w:t>
+      </w:r>
+    </w:p>
+    <w:p>
+      <w:pPr>
+        <w:pStyle w:val="BodyText"/>
+        <w:ind w:left="480" w:hanging="480"/>
+        <w:spacing w:before="0" w:after="180"/>
+      </w:pPr>
+      <w:r>
+        <w:rPr>
+          <w:rFonts w:ascii="Times New Roman" w:hAnsi="Times New Roman" w:eastAsia="Times New Roman" w:cs="Times New Roman"/>
+        </w:rPr>
+        <w:t xml:space="preserve">D. Zn(CN)</w:t>
       </w:r>
       <w:r>
         <w:rPr>
@@ -6318,7 +6492,7 @@
         </w:rPr>
         <w:drawing>
           <wp:inline>
-            <wp:extent cx="3240000" cy="4584609"/>
+            <wp:extent cx="3117090" cy="4584609"/>
             <wp:effectExtent b="0" l="0" r="0" t="0"/>
             <wp:docPr descr="" title="" id="52" name="Picture"/>
             <a:graphic>
@@ -6339,7 +6513,7 @@
                   <pic:spPr bwMode="auto">
                     <a:xfrm>
                       <a:off x="0" y="0"/>
-                      <a:ext cx="3240000" cy="4584609"/>
+                      <a:ext cx="3117090" cy="4584609"/>
                     </a:xfrm>
                     <a:prstGeom prst="rect">
                       <a:avLst/>
@@ -6361,6 +6535,8 @@
     <w:p>
       <w:pPr>
         <w:pStyle w:val="FirstParagraph"/>
+        <w:ind w:left="480" w:hanging="480"/>
+        <w:spacing w:after="0"/>
       </w:pPr>
       <w:r>
         <w:rPr>
@@ -6384,7 +6560,20 @@
         <w:rPr>
           <w:rFonts w:ascii="Times New Roman" w:hAnsi="Times New Roman" w:eastAsia="Times New Roman" w:cs="Times New Roman"/>
         </w:rPr>
-        <w:t xml:space="preserve">- A. X </w:t>
+        <w:t xml:space="preserve">- </w:t>
+      </w:r>
+    </w:p>
+    <w:p>
+      <w:pPr>
+        <w:pStyle w:val="FirstParagraph"/>
+        <w:ind w:left="480" w:hanging="480"/>
+        <w:spacing w:before="0" w:after="0"/>
+      </w:pPr>
+      <w:r>
+        <w:rPr>
+          <w:rFonts w:ascii="Times New Roman" w:hAnsi="Times New Roman" w:eastAsia="Times New Roman" w:cs="Times New Roman"/>
+        </w:rPr>
+        <w:t xml:space="preserve">A. X </w:t>
       </w:r>
       <w:r>
         <w:rPr>
@@ -6428,7 +6617,20 @@
         <w:rPr>
           <w:rFonts w:ascii="Times New Roman" w:hAnsi="Times New Roman" w:eastAsia="Times New Roman" w:cs="Times New Roman"/>
         </w:rPr>
-        <w:t>- B. [SeBr</w:t>
+        <w:t>- </w:t>
+      </w:r>
+    </w:p>
+    <w:p>
+      <w:pPr>
+        <w:pStyle w:val="FirstParagraph"/>
+        <w:ind w:left="480" w:hanging="480"/>
+        <w:spacing w:before="0" w:after="0"/>
+      </w:pPr>
+      <w:r>
+        <w:rPr>
+          <w:rFonts w:ascii="Times New Roman" w:hAnsi="Times New Roman" w:eastAsia="Times New Roman" w:cs="Times New Roman"/>
+        </w:rPr>
+        <w:t>B. [SeBr</w:t>
       </w:r>
       <w:r>
         <w:rPr>
@@ -6472,7 +6674,20 @@
         <w:rPr>
           <w:rFonts w:ascii="Times New Roman" w:hAnsi="Times New Roman" w:eastAsia="Times New Roman" w:cs="Times New Roman"/>
         </w:rPr>
-        <w:t xml:space="preserve">- C. </w:t>
+        <w:t xml:space="preserve">- </w:t>
+      </w:r>
+    </w:p>
+    <w:p>
+      <w:pPr>
+        <w:pStyle w:val="FirstParagraph"/>
+        <w:ind w:left="480" w:hanging="480"/>
+        <w:spacing w:before="0" w:after="0"/>
+      </w:pPr>
+      <w:r>
+        <w:rPr>
+          <w:rFonts w:ascii="Times New Roman" w:hAnsi="Times New Roman" w:eastAsia="Times New Roman" w:cs="Times New Roman"/>
+        </w:rPr>
+        <w:t xml:space="preserve">C. </w:t>
       </w:r>
       <w:r>
         <w:rPr>
@@ -6490,7 +6705,20 @@
         <w:rPr>
           <w:rFonts w:ascii="Times New Roman" w:hAnsi="Times New Roman" w:eastAsia="Times New Roman" w:cs="Times New Roman"/>
         </w:rPr>
-        <w:t xml:space="preserve">- D. </w:t>
+        <w:t xml:space="preserve">- </w:t>
+      </w:r>
+    </w:p>
+    <w:p>
+      <w:pPr>
+        <w:pStyle w:val="FirstParagraph"/>
+        <w:ind w:left="480" w:hanging="480"/>
+        <w:spacing w:before="0" w:after="180"/>
+      </w:pPr>
+      <w:r>
+        <w:rPr>
+          <w:rFonts w:ascii="Times New Roman" w:hAnsi="Times New Roman" w:eastAsia="Times New Roman" w:cs="Times New Roman"/>
+        </w:rPr>
+        <w:t xml:space="preserve">D. </w:t>
       </w:r>
       <w:r>
         <w:rPr>
@@ -6675,6 +6903,8 @@
     <w:p>
       <w:pPr>
         <w:pStyle w:val="BodyText"/>
+        <w:ind w:left="480" w:hanging="480"/>
+        <w:spacing w:after="0"/>
       </w:pPr>
       <w:r>
         <w:rPr>
@@ -6753,7 +6983,20 @@
         <w:rPr>
           <w:rFonts w:ascii="Times New Roman" w:hAnsi="Times New Roman" w:eastAsia="Times New Roman" w:cs="Times New Roman"/>
         </w:rPr>
-        <w:t xml:space="preserve"> A、B </w:t>
+        <w:t xml:space="preserve"> </w:t>
+      </w:r>
+    </w:p>
+    <w:p>
+      <w:pPr>
+        <w:pStyle w:val="BodyText"/>
+        <w:ind w:left="480" w:hanging="480"/>
+        <w:spacing w:before="0" w:after="0"/>
+      </w:pPr>
+      <w:r>
+        <w:rPr>
+          <w:rFonts w:ascii="Times New Roman" w:hAnsi="Times New Roman" w:eastAsia="Times New Roman" w:cs="Times New Roman"/>
+        </w:rPr>
+        <w:t xml:space="preserve">A、B </w:t>
       </w:r>
       <w:r>
         <w:rPr>
@@ -6808,7 +7051,20 @@
         <w:rPr>
           <w:rFonts w:ascii="Times New Roman" w:hAnsi="Times New Roman" w:eastAsia="Times New Roman" w:cs="Times New Roman"/>
         </w:rPr>
-        <w:t xml:space="preserve">- B. </w:t>
+        <w:t xml:space="preserve">- </w:t>
+      </w:r>
+    </w:p>
+    <w:p>
+      <w:pPr>
+        <w:pStyle w:val="BodyText"/>
+        <w:ind w:left="480" w:hanging="480"/>
+        <w:spacing w:before="0" w:after="0"/>
+      </w:pPr>
+      <w:r>
+        <w:rPr>
+          <w:rFonts w:ascii="Times New Roman" w:hAnsi="Times New Roman" w:eastAsia="Times New Roman" w:cs="Times New Roman"/>
+        </w:rPr>
+        <w:t xml:space="preserve">B. </w:t>
       </w:r>
       <w:r>
         <w:rPr>
@@ -6894,7 +7150,20 @@
         <w:rPr>
           <w:rFonts w:ascii="Times New Roman" w:hAnsi="Times New Roman" w:eastAsia="Times New Roman" w:cs="Times New Roman"/>
         </w:rPr>
-        <w:t xml:space="preserve">- C. </w:t>
+        <w:t xml:space="preserve">- </w:t>
+      </w:r>
+    </w:p>
+    <w:p>
+      <w:pPr>
+        <w:pStyle w:val="BodyText"/>
+        <w:ind w:left="480" w:hanging="480"/>
+        <w:spacing w:before="0" w:after="180"/>
+      </w:pPr>
+      <w:r>
+        <w:rPr>
+          <w:rFonts w:ascii="Times New Roman" w:hAnsi="Times New Roman" w:eastAsia="Times New Roman" w:cs="Times New Roman"/>
+        </w:rPr>
+        <w:t xml:space="preserve">C. </w:t>
       </w:r>
       <w:r>
         <w:rPr>
@@ -8807,7 +9076,7 @@
         </w:rPr>
         <w:drawing>
           <wp:inline>
-            <wp:extent cx="3240000" cy="4584609"/>
+            <wp:extent cx="3117090" cy="4584609"/>
             <wp:effectExtent b="0" l="0" r="0" t="0"/>
             <wp:docPr descr="" title="" id="66" name="Picture"/>
             <a:graphic>
@@ -8828,7 +9097,7 @@
                   <pic:spPr bwMode="auto">
                     <a:xfrm>
                       <a:off x="0" y="0"/>
-                      <a:ext cx="3240000" cy="4584609"/>
+                      <a:ext cx="3117090" cy="4584609"/>
                     </a:xfrm>
                     <a:prstGeom prst="rect">
                       <a:avLst/>
@@ -8850,10 +9119,6 @@
     <w:p>
       <w:pPr>
         <w:pStyle w:val="Compact"/>
-        <w:numPr>
-          <w:ilvl w:val="0"/>
-          <w:numId w:val="1007"/>
-        </w:numPr>
       </w:pPr>
       <w:r>
         <w:rPr>
@@ -8871,10 +9136,6 @@
     <w:p>
       <w:pPr>
         <w:pStyle w:val="Compact"/>
-        <w:numPr>
-          <w:ilvl w:val="0"/>
-          <w:numId w:val="1007"/>
-        </w:numPr>
       </w:pPr>
       <w:r>
         <w:rPr>
@@ -8916,10 +9177,6 @@
     <w:p>
       <w:pPr>
         <w:pStyle w:val="Compact"/>
-        <w:numPr>
-          <w:ilvl w:val="0"/>
-          <w:numId w:val="1007"/>
-        </w:numPr>
       </w:pPr>
       <w:r>
         <w:rPr>
@@ -8949,10 +9206,6 @@
     <w:p>
       <w:pPr>
         <w:pStyle w:val="Compact"/>
-        <w:numPr>
-          <w:ilvl w:val="0"/>
-          <w:numId w:val="1007"/>
-        </w:numPr>
       </w:pPr>
       <w:r>
         <w:rPr>
@@ -9259,7 +9512,7 @@
         </w:rPr>
         <w:drawing>
           <wp:inline>
-            <wp:extent cx="3240000" cy="4584609"/>
+            <wp:extent cx="3081568" cy="4584609"/>
             <wp:effectExtent b="0" l="0" r="0" t="0"/>
             <wp:docPr descr="" title="" id="71" name="Picture"/>
             <a:graphic>
@@ -9280,7 +9533,7 @@
                   <pic:spPr bwMode="auto">
                     <a:xfrm>
                       <a:off x="0" y="0"/>
-                      <a:ext cx="3240000" cy="4584609"/>
+                      <a:ext cx="3081568" cy="4584609"/>
                     </a:xfrm>
                     <a:prstGeom prst="rect">
                       <a:avLst/>
@@ -9798,7 +10051,7 @@
         </w:rPr>
         <w:drawing>
           <wp:inline>
-            <wp:extent cx="3600000" cy="430985"/>
+            <wp:extent cx="3574640" cy="430985"/>
             <wp:effectExtent b="0" l="0" r="0" t="0"/>
             <wp:docPr descr="" title="" id="79" name="Picture"/>
             <a:graphic>
@@ -9819,7 +10072,7 @@
                   <pic:spPr bwMode="auto">
                     <a:xfrm>
                       <a:off x="0" y="0"/>
-                      <a:ext cx="3600000" cy="430985"/>
+                      <a:ext cx="3574640" cy="430985"/>
                     </a:xfrm>
                     <a:prstGeom prst="rect">
                       <a:avLst/>
@@ -9893,7 +10146,7 @@
         </w:rPr>
         <w:drawing>
           <wp:inline>
-            <wp:extent cx="3600000" cy="1184266"/>
+            <wp:extent cx="3595706" cy="1184266"/>
             <wp:effectExtent b="0" l="0" r="0" t="0"/>
             <wp:docPr descr="" title="" id="82" name="Picture"/>
             <a:graphic>
@@ -9914,7 +10167,7 @@
                   <pic:spPr bwMode="auto">
                     <a:xfrm>
                       <a:off x="0" y="0"/>
-                      <a:ext cx="3600000" cy="1184266"/>
+                      <a:ext cx="3595706" cy="1184266"/>
                     </a:xfrm>
                     <a:prstGeom prst="rect">
                       <a:avLst/>
@@ -11205,7 +11458,7 @@
         </w:rPr>
         <w:drawing>
           <wp:inline>
-            <wp:extent cx="3600000" cy="901960"/>
+            <wp:extent cx="3600000" cy="900000"/>
             <wp:effectExtent b="0" l="0" r="0" t="0"/>
             <wp:docPr descr="" title="" id="88" name="Picture"/>
             <a:graphic>
@@ -11226,7 +11479,7 @@
                   <pic:spPr bwMode="auto">
                     <a:xfrm>
                       <a:off x="0" y="0"/>
-                      <a:ext cx="3600000" cy="901960"/>
+                      <a:ext cx="3600000" cy="900000"/>
                     </a:xfrm>
                     <a:prstGeom prst="rect">
                       <a:avLst/>
@@ -11396,7 +11649,7 @@
         </w:rPr>
         <w:drawing>
           <wp:inline>
-            <wp:extent cx="3600000" cy="735483"/>
+            <wp:extent cx="3600000" cy="732468"/>
             <wp:effectExtent b="0" l="0" r="0" t="0"/>
             <wp:docPr descr="" title="" id="91" name="Picture"/>
             <a:graphic>
@@ -11417,7 +11670,7 @@
                   <pic:spPr bwMode="auto">
                     <a:xfrm>
                       <a:off x="0" y="0"/>
-                      <a:ext cx="3600000" cy="735483"/>
+                      <a:ext cx="3600000" cy="732468"/>
                     </a:xfrm>
                     <a:prstGeom prst="rect">
                       <a:avLst/>
@@ -11491,7 +11744,7 @@
         </w:rPr>
         <w:drawing>
           <wp:inline>
-            <wp:extent cx="3365500" cy="1638300"/>
+            <wp:extent cx="3365500" cy="1605085"/>
             <wp:effectExtent b="0" l="0" r="0" t="0"/>
             <wp:docPr descr="" title="" id="94" name="Picture"/>
             <a:graphic>
@@ -11512,7 +11765,7 @@
                   <pic:spPr bwMode="auto">
                     <a:xfrm>
                       <a:off x="0" y="0"/>
-                      <a:ext cx="3365500" cy="1638300"/>
+                      <a:ext cx="3365500" cy="1605085"/>
                     </a:xfrm>
                     <a:prstGeom prst="rect">
                       <a:avLst/>
@@ -12901,7 +13154,7 @@
         </w:rPr>
         <w:drawing>
           <wp:inline>
-            <wp:extent cx="1800000" cy="2080733"/>
+            <wp:extent cx="1800000" cy="2018692"/>
             <wp:effectExtent b="0" l="0" r="0" t="0"/>
             <wp:docPr descr="" title="" id="103" name="Picture"/>
             <a:graphic>
@@ -12922,7 +13175,7 @@
                   <pic:spPr bwMode="auto">
                     <a:xfrm>
                       <a:off x="0" y="0"/>
-                      <a:ext cx="1800000" cy="2080733"/>
+                      <a:ext cx="1800000" cy="2018692"/>
                     </a:xfrm>
                     <a:prstGeom prst="rect">
                       <a:avLst/>
@@ -12971,7 +13224,7 @@
         </w:rPr>
         <w:drawing>
           <wp:inline>
-            <wp:extent cx="2019300" cy="1562100"/>
+            <wp:extent cx="2019300" cy="1536700"/>
             <wp:effectExtent b="0" l="0" r="0" t="0"/>
             <wp:docPr descr="" title="" id="106" name="Picture"/>
             <a:graphic>
@@ -12992,7 +13245,7 @@
                   <pic:spPr bwMode="auto">
                     <a:xfrm>
                       <a:off x="0" y="0"/>
-                      <a:ext cx="2019300" cy="1562100"/>
+                      <a:ext cx="2019300" cy="1536700"/>
                     </a:xfrm>
                     <a:prstGeom prst="rect">
                       <a:avLst/>
@@ -13041,7 +13294,7 @@
         </w:rPr>
         <w:drawing>
           <wp:inline>
-            <wp:extent cx="1841500" cy="1625600"/>
+            <wp:extent cx="1816100" cy="1625600"/>
             <wp:effectExtent b="0" l="0" r="0" t="0"/>
             <wp:docPr descr="" title="" id="109" name="Picture"/>
             <a:graphic>
@@ -13062,7 +13315,7 @@
                   <pic:spPr bwMode="auto">
                     <a:xfrm>
                       <a:off x="0" y="0"/>
-                      <a:ext cx="1841500" cy="1625600"/>
+                      <a:ext cx="1816100" cy="1625600"/>
                     </a:xfrm>
                     <a:prstGeom prst="rect">
                       <a:avLst/>
@@ -13111,7 +13364,7 @@
         </w:rPr>
         <w:drawing>
           <wp:inline>
-            <wp:extent cx="1800000" cy="2351020"/>
+            <wp:extent cx="1708163" cy="2351020"/>
             <wp:effectExtent b="0" l="0" r="0" t="0"/>
             <wp:docPr descr="" title="" id="112" name="Picture"/>
             <a:graphic>
@@ -13132,7 +13385,7 @@
                   <pic:spPr bwMode="auto">
                     <a:xfrm>
                       <a:off x="0" y="0"/>
-                      <a:ext cx="1800000" cy="2351020"/>
+                      <a:ext cx="1708163" cy="2351020"/>
                     </a:xfrm>
                     <a:prstGeom prst="rect">
                       <a:avLst/>
@@ -13866,7 +14119,7 @@
         </w:rPr>
         <w:drawing>
           <wp:inline>
-            <wp:extent cx="3600000" cy="1017247"/>
+            <wp:extent cx="3600000" cy="1012500"/>
             <wp:effectExtent b="0" l="0" r="0" t="0"/>
             <wp:docPr descr="" title="" id="115" name="Picture"/>
             <a:graphic>
@@ -13887,7 +14140,7 @@
                   <pic:spPr bwMode="auto">
                     <a:xfrm>
                       <a:off x="0" y="0"/>
-                      <a:ext cx="3600000" cy="1017247"/>
+                      <a:ext cx="3600000" cy="1012500"/>
                     </a:xfrm>
                     <a:prstGeom prst="rect">
                       <a:avLst/>

--- a/00-首页/题组Word/专项卷/省预赛专项卷I-教师版.docx
+++ b/00-首页/题组Word/专项卷/省预赛专项卷I-教师版.docx
@@ -202,8 +202,8 @@
     <w:p>
       <w:pPr>
         <w:pStyle w:val="BodyText"/>
+        <w:spacing w:before="0" w:after="0"/>
         <w:ind w:left="480" w:hanging="480"/>
-        <w:spacing w:after="0"/>
       </w:pPr>
       <w:r>
         <w:rPr>
@@ -301,14 +301,39 @@
     <w:p>
       <w:pPr>
         <w:pStyle w:val="BodyText"/>
+        <w:spacing w:before="0" w:after="0"/>
         <w:ind w:left="480" w:hanging="480"/>
+      </w:pPr>
+      <w:r>
+        <w:rPr>
+          <w:rFonts w:ascii="Times New Roman" w:hAnsi="Times New Roman" w:eastAsia="Times New Roman" w:cs="Times New Roman"/>
+        </w:rPr>
+        <w:t xml:space="preserve">A. 3200 </w:t>
+      </w:r>
+      <w:r>
+        <w:rPr>
+          <w:rFonts w:hint="eastAsia" w:ascii="Times New Roman" w:hAnsi="Times New Roman" w:eastAsia="FangSong" w:cs="Times New Roman"/>
+        </w:rPr>
+        <w:t xml:space="preserve">年</w:t>
+      </w:r>
+      <w:r>
+        <w:rPr>
+          <w:rFonts w:ascii="Times New Roman" w:hAnsi="Times New Roman" w:eastAsia="Times New Roman" w:cs="Times New Roman"/>
+        </w:rPr>
+        <w:t xml:space="preserve">　　</w:t>
+      </w:r>
+    </w:p>
+    <w:p>
+      <w:pPr>
+        <w:pStyle w:val="BodyText"/>
         <w:spacing w:before="0" w:after="0"/>
-      </w:pPr>
-      <w:r>
-        <w:rPr>
-          <w:rFonts w:ascii="Times New Roman" w:hAnsi="Times New Roman" w:eastAsia="Times New Roman" w:cs="Times New Roman"/>
-        </w:rPr>
-        <w:t xml:space="preserve">A. 3200 </w:t>
+        <w:ind w:left="480" w:hanging="480"/>
+      </w:pPr>
+      <w:r>
+        <w:rPr>
+          <w:rFonts w:ascii="Times New Roman" w:hAnsi="Times New Roman" w:eastAsia="Times New Roman" w:cs="Times New Roman"/>
+        </w:rPr>
+        <w:t xml:space="preserve">B. 1600 </w:t>
       </w:r>
       <w:r>
         <w:rPr>
@@ -326,58 +351,33 @@
     <w:p>
       <w:pPr>
         <w:pStyle w:val="BodyText"/>
+        <w:spacing w:before="0" w:after="0"/>
         <w:ind w:left="480" w:hanging="480"/>
+      </w:pPr>
+      <w:r>
+        <w:rPr>
+          <w:rFonts w:ascii="Times New Roman" w:hAnsi="Times New Roman" w:eastAsia="Times New Roman" w:cs="Times New Roman"/>
+        </w:rPr>
+        <w:t xml:space="preserve">C. 800 </w:t>
+      </w:r>
+      <w:r>
+        <w:rPr>
+          <w:rFonts w:hint="eastAsia" w:ascii="Times New Roman" w:hAnsi="Times New Roman" w:eastAsia="FangSong" w:cs="Times New Roman"/>
+        </w:rPr>
+        <w:t xml:space="preserve">年</w:t>
+      </w:r>
+      <w:r>
+        <w:rPr>
+          <w:rFonts w:ascii="Times New Roman" w:hAnsi="Times New Roman" w:eastAsia="Times New Roman" w:cs="Times New Roman"/>
+        </w:rPr>
+        <w:t xml:space="preserve">　　</w:t>
+      </w:r>
+    </w:p>
+    <w:p>
+      <w:pPr>
+        <w:pStyle w:val="BodyText"/>
         <w:spacing w:before="0" w:after="0"/>
-      </w:pPr>
-      <w:r>
-        <w:rPr>
-          <w:rFonts w:ascii="Times New Roman" w:hAnsi="Times New Roman" w:eastAsia="Times New Roman" w:cs="Times New Roman"/>
-        </w:rPr>
-        <w:t xml:space="preserve">B. 1600 </w:t>
-      </w:r>
-      <w:r>
-        <w:rPr>
-          <w:rFonts w:hint="eastAsia" w:ascii="Times New Roman" w:hAnsi="Times New Roman" w:eastAsia="FangSong" w:cs="Times New Roman"/>
-        </w:rPr>
-        <w:t xml:space="preserve">年</w:t>
-      </w:r>
-      <w:r>
-        <w:rPr>
-          <w:rFonts w:ascii="Times New Roman" w:hAnsi="Times New Roman" w:eastAsia="Times New Roman" w:cs="Times New Roman"/>
-        </w:rPr>
-        <w:t xml:space="preserve">　　</w:t>
-      </w:r>
-    </w:p>
-    <w:p>
-      <w:pPr>
-        <w:pStyle w:val="BodyText"/>
         <w:ind w:left="480" w:hanging="480"/>
-        <w:spacing w:before="0" w:after="0"/>
-      </w:pPr>
-      <w:r>
-        <w:rPr>
-          <w:rFonts w:ascii="Times New Roman" w:hAnsi="Times New Roman" w:eastAsia="Times New Roman" w:cs="Times New Roman"/>
-        </w:rPr>
-        <w:t xml:space="preserve">C. 800 </w:t>
-      </w:r>
-      <w:r>
-        <w:rPr>
-          <w:rFonts w:hint="eastAsia" w:ascii="Times New Roman" w:hAnsi="Times New Roman" w:eastAsia="FangSong" w:cs="Times New Roman"/>
-        </w:rPr>
-        <w:t xml:space="preserve">年</w:t>
-      </w:r>
-      <w:r>
-        <w:rPr>
-          <w:rFonts w:ascii="Times New Roman" w:hAnsi="Times New Roman" w:eastAsia="Times New Roman" w:cs="Times New Roman"/>
-        </w:rPr>
-        <w:t xml:space="preserve">　　</w:t>
-      </w:r>
-    </w:p>
-    <w:p>
-      <w:pPr>
-        <w:pStyle w:val="BodyText"/>
-        <w:ind w:left="480" w:hanging="480"/>
-        <w:spacing w:before="0" w:after="180"/>
       </w:pPr>
       <w:r>
         <w:rPr>
@@ -562,8 +562,8 @@
     <w:p>
       <w:pPr>
         <w:pStyle w:val="BodyText"/>
+        <w:spacing w:before="0" w:after="0"/>
         <w:ind w:left="480" w:hanging="480"/>
-        <w:spacing w:after="0"/>
       </w:pPr>
       <w:r>
         <w:rPr>
@@ -599,40 +599,201 @@
     <w:p>
       <w:pPr>
         <w:pStyle w:val="BodyText"/>
+        <w:spacing w:before="0" w:after="0"/>
         <w:ind w:left="480" w:hanging="480"/>
+      </w:pPr>
+      <w:r>
+        <w:rPr>
+          <w:rFonts w:ascii="Times New Roman" w:hAnsi="Times New Roman" w:eastAsia="Times New Roman" w:cs="Times New Roman"/>
+        </w:rPr>
+        <w:t>A. CaC</w:t>
+      </w:r>
+      <w:r>
+        <w:rPr>
+          <w:rFonts w:ascii="Times New Roman" w:hAnsi="Times New Roman" w:eastAsia="Times New Roman" w:cs="Times New Roman"/>
+          <w:vertAlign w:val="subscript"/>
+        </w:rPr>
+        <w:t>2</w:t>
+      </w:r>
+      <w:r>
+        <w:rPr>
+          <w:rFonts w:ascii="Times New Roman" w:hAnsi="Times New Roman" w:eastAsia="Times New Roman" w:cs="Times New Roman"/>
+        </w:rPr>
+        <w:t xml:space="preserve"> + 2 H</w:t>
+      </w:r>
+      <w:r>
+        <w:rPr>
+          <w:rFonts w:ascii="Times New Roman" w:hAnsi="Times New Roman" w:eastAsia="Times New Roman" w:cs="Times New Roman"/>
+          <w:vertAlign w:val="subscript"/>
+        </w:rPr>
+        <w:t>2</w:t>
+      </w:r>
+      <w:r>
+        <w:rPr>
+          <w:rFonts w:ascii="Times New Roman" w:hAnsi="Times New Roman" w:eastAsia="Times New Roman" w:cs="Times New Roman"/>
+        </w:rPr>
+        <w:t>O → Ca(OH)</w:t>
+      </w:r>
+      <w:r>
+        <w:rPr>
+          <w:rFonts w:ascii="Times New Roman" w:hAnsi="Times New Roman" w:eastAsia="Times New Roman" w:cs="Times New Roman"/>
+          <w:vertAlign w:val="subscript"/>
+        </w:rPr>
+        <w:t>2</w:t>
+      </w:r>
+      <w:r>
+        <w:rPr>
+          <w:rFonts w:ascii="Times New Roman" w:hAnsi="Times New Roman" w:eastAsia="Times New Roman" w:cs="Times New Roman"/>
+        </w:rPr>
+        <w:t xml:space="preserve"> + C</w:t>
+      </w:r>
+      <w:r>
+        <w:rPr>
+          <w:rFonts w:ascii="Times New Roman" w:hAnsi="Times New Roman" w:eastAsia="Times New Roman" w:cs="Times New Roman"/>
+          <w:vertAlign w:val="subscript"/>
+        </w:rPr>
+        <w:t>2</w:t>
+      </w:r>
+      <w:r>
+        <w:rPr>
+          <w:rFonts w:ascii="Times New Roman" w:hAnsi="Times New Roman" w:eastAsia="Times New Roman" w:cs="Times New Roman"/>
+        </w:rPr>
+        <w:t>H</w:t>
+      </w:r>
+      <w:r>
+        <w:rPr>
+          <w:rFonts w:ascii="Times New Roman" w:hAnsi="Times New Roman" w:eastAsia="Times New Roman" w:cs="Times New Roman"/>
+          <w:vertAlign w:val="subscript"/>
+        </w:rPr>
+        <w:t>2</w:t>
+      </w:r>
+      <w:r>
+        <w:rPr>
+          <w:rFonts w:ascii="Times New Roman" w:hAnsi="Times New Roman" w:eastAsia="Times New Roman" w:cs="Times New Roman"/>
+        </w:rPr>
+        <w:t xml:space="preserve"> </w:t>
+      </w:r>
+      <w:r>
+        <w:rPr>
+          <w:rFonts w:ascii="Times New Roman" w:hAnsi="Times New Roman" w:eastAsia="Times New Roman" w:cs="Times New Roman"/>
+        </w:rPr>
+        <w:t>- </w:t>
+      </w:r>
+    </w:p>
+    <w:p>
+      <w:pPr>
+        <w:pStyle w:val="BodyText"/>
         <w:spacing w:before="0" w:after="0"/>
-      </w:pPr>
-      <w:r>
-        <w:rPr>
-          <w:rFonts w:ascii="Times New Roman" w:hAnsi="Times New Roman" w:eastAsia="Times New Roman" w:cs="Times New Roman"/>
-        </w:rPr>
-        <w:t>A. CaC</w:t>
+        <w:ind w:left="480" w:hanging="480"/>
+      </w:pPr>
+      <w:r>
+        <w:rPr>
+          <w:rFonts w:ascii="Times New Roman" w:hAnsi="Times New Roman" w:eastAsia="Times New Roman" w:cs="Times New Roman"/>
+        </w:rPr>
+        <w:t>B. SiCl</w:t>
       </w:r>
       <w:r>
         <w:rPr>
           <w:rFonts w:ascii="Times New Roman" w:hAnsi="Times New Roman" w:eastAsia="Times New Roman" w:cs="Times New Roman"/>
           <w:vertAlign w:val="subscript"/>
         </w:rPr>
+        <w:t>4</w:t>
+      </w:r>
+      <w:r>
+        <w:rPr>
+          <w:rFonts w:ascii="Times New Roman" w:hAnsi="Times New Roman" w:eastAsia="Times New Roman" w:cs="Times New Roman"/>
+        </w:rPr>
+        <w:t xml:space="preserve"> + 8 NH</w:t>
+      </w:r>
+      <w:r>
+        <w:rPr>
+          <w:rFonts w:ascii="Times New Roman" w:hAnsi="Times New Roman" w:eastAsia="Times New Roman" w:cs="Times New Roman"/>
+          <w:vertAlign w:val="subscript"/>
+        </w:rPr>
+        <w:t>3</w:t>
+      </w:r>
+      <w:r>
+        <w:rPr>
+          <w:rFonts w:ascii="Times New Roman" w:hAnsi="Times New Roman" w:eastAsia="Times New Roman" w:cs="Times New Roman"/>
+        </w:rPr>
+        <w:t>(l) → Si(NH</w:t>
+      </w:r>
+      <w:r>
+        <w:rPr>
+          <w:rFonts w:ascii="Times New Roman" w:hAnsi="Times New Roman" w:eastAsia="Times New Roman" w:cs="Times New Roman"/>
+          <w:vertAlign w:val="subscript"/>
+        </w:rPr>
         <w:t>2</w:t>
       </w:r>
       <w:r>
         <w:rPr>
           <w:rFonts w:ascii="Times New Roman" w:hAnsi="Times New Roman" w:eastAsia="Times New Roman" w:cs="Times New Roman"/>
         </w:rPr>
-        <w:t xml:space="preserve"> + 2 H</w:t>
+        <w:t>)</w:t>
       </w:r>
       <w:r>
         <w:rPr>
           <w:rFonts w:ascii="Times New Roman" w:hAnsi="Times New Roman" w:eastAsia="Times New Roman" w:cs="Times New Roman"/>
           <w:vertAlign w:val="subscript"/>
         </w:rPr>
+        <w:t>4</w:t>
+      </w:r>
+      <w:r>
+        <w:rPr>
+          <w:rFonts w:ascii="Times New Roman" w:hAnsi="Times New Roman" w:eastAsia="Times New Roman" w:cs="Times New Roman"/>
+        </w:rPr>
+        <w:t xml:space="preserve"> + 4 NH</w:t>
+      </w:r>
+      <w:r>
+        <w:rPr>
+          <w:rFonts w:ascii="Times New Roman" w:hAnsi="Times New Roman" w:eastAsia="Times New Roman" w:cs="Times New Roman"/>
+          <w:vertAlign w:val="subscript"/>
+        </w:rPr>
+        <w:t>4</w:t>
+      </w:r>
+      <w:r>
+        <w:rPr>
+          <w:rFonts w:ascii="Times New Roman" w:hAnsi="Times New Roman" w:eastAsia="Times New Roman" w:cs="Times New Roman"/>
+        </w:rPr>
+        <w:t>Cl</w:t>
+      </w:r>
+      <w:r>
+        <w:rPr>
+          <w:rFonts w:ascii="Times New Roman" w:hAnsi="Times New Roman" w:eastAsia="Times New Roman" w:cs="Times New Roman"/>
+        </w:rPr>
+        <w:t xml:space="preserve"> </w:t>
+      </w:r>
+      <w:r>
+        <w:rPr>
+          <w:rFonts w:ascii="Times New Roman" w:hAnsi="Times New Roman" w:eastAsia="Times New Roman" w:cs="Times New Roman"/>
+        </w:rPr>
+        <w:t>- </w:t>
+      </w:r>
+    </w:p>
+    <w:p>
+      <w:pPr>
+        <w:pStyle w:val="BodyText"/>
+        <w:spacing w:before="0" w:after="0"/>
+        <w:ind w:left="480" w:hanging="480"/>
+      </w:pPr>
+      <w:r>
+        <w:rPr>
+          <w:rFonts w:ascii="Times New Roman" w:hAnsi="Times New Roman" w:eastAsia="Times New Roman" w:cs="Times New Roman"/>
+        </w:rPr>
+        <w:t>C. NaH + H</w:t>
+      </w:r>
+      <w:r>
+        <w:rPr>
+          <w:rFonts w:ascii="Times New Roman" w:hAnsi="Times New Roman" w:eastAsia="Times New Roman" w:cs="Times New Roman"/>
+          <w:vertAlign w:val="subscript"/>
+        </w:rPr>
         <w:t>2</w:t>
       </w:r>
       <w:r>
         <w:rPr>
           <w:rFonts w:ascii="Times New Roman" w:hAnsi="Times New Roman" w:eastAsia="Times New Roman" w:cs="Times New Roman"/>
         </w:rPr>
-        <w:t>O → Ca(OH)</w:t>
+        <w:t>O → NaOH + H</w:t>
       </w:r>
       <w:r>
         <w:rPr>
@@ -645,32 +806,6 @@
         <w:rPr>
           <w:rFonts w:ascii="Times New Roman" w:hAnsi="Times New Roman" w:eastAsia="Times New Roman" w:cs="Times New Roman"/>
         </w:rPr>
-        <w:t xml:space="preserve"> + C</w:t>
-      </w:r>
-      <w:r>
-        <w:rPr>
-          <w:rFonts w:ascii="Times New Roman" w:hAnsi="Times New Roman" w:eastAsia="Times New Roman" w:cs="Times New Roman"/>
-          <w:vertAlign w:val="subscript"/>
-        </w:rPr>
-        <w:t>2</w:t>
-      </w:r>
-      <w:r>
-        <w:rPr>
-          <w:rFonts w:ascii="Times New Roman" w:hAnsi="Times New Roman" w:eastAsia="Times New Roman" w:cs="Times New Roman"/>
-        </w:rPr>
-        <w:t>H</w:t>
-      </w:r>
-      <w:r>
-        <w:rPr>
-          <w:rFonts w:ascii="Times New Roman" w:hAnsi="Times New Roman" w:eastAsia="Times New Roman" w:cs="Times New Roman"/>
-          <w:vertAlign w:val="subscript"/>
-        </w:rPr>
-        <w:t>2</w:t>
-      </w:r>
-      <w:r>
-        <w:rPr>
-          <w:rFonts w:ascii="Times New Roman" w:hAnsi="Times New Roman" w:eastAsia="Times New Roman" w:cs="Times New Roman"/>
-        </w:rPr>
         <w:t xml:space="preserve"> </w:t>
       </w:r>
       <w:r>
@@ -683,143 +818,8 @@
     <w:p>
       <w:pPr>
         <w:pStyle w:val="BodyText"/>
+        <w:spacing w:before="0" w:after="0"/>
         <w:ind w:left="480" w:hanging="480"/>
-        <w:spacing w:before="0" w:after="0"/>
-      </w:pPr>
-      <w:r>
-        <w:rPr>
-          <w:rFonts w:ascii="Times New Roman" w:hAnsi="Times New Roman" w:eastAsia="Times New Roman" w:cs="Times New Roman"/>
-        </w:rPr>
-        <w:t>B. SiCl</w:t>
-      </w:r>
-      <w:r>
-        <w:rPr>
-          <w:rFonts w:ascii="Times New Roman" w:hAnsi="Times New Roman" w:eastAsia="Times New Roman" w:cs="Times New Roman"/>
-          <w:vertAlign w:val="subscript"/>
-        </w:rPr>
-        <w:t>4</w:t>
-      </w:r>
-      <w:r>
-        <w:rPr>
-          <w:rFonts w:ascii="Times New Roman" w:hAnsi="Times New Roman" w:eastAsia="Times New Roman" w:cs="Times New Roman"/>
-        </w:rPr>
-        <w:t xml:space="preserve"> + 8 NH</w:t>
-      </w:r>
-      <w:r>
-        <w:rPr>
-          <w:rFonts w:ascii="Times New Roman" w:hAnsi="Times New Roman" w:eastAsia="Times New Roman" w:cs="Times New Roman"/>
-          <w:vertAlign w:val="subscript"/>
-        </w:rPr>
-        <w:t>3</w:t>
-      </w:r>
-      <w:r>
-        <w:rPr>
-          <w:rFonts w:ascii="Times New Roman" w:hAnsi="Times New Roman" w:eastAsia="Times New Roman" w:cs="Times New Roman"/>
-        </w:rPr>
-        <w:t>(l) → Si(NH</w:t>
-      </w:r>
-      <w:r>
-        <w:rPr>
-          <w:rFonts w:ascii="Times New Roman" w:hAnsi="Times New Roman" w:eastAsia="Times New Roman" w:cs="Times New Roman"/>
-          <w:vertAlign w:val="subscript"/>
-        </w:rPr>
-        <w:t>2</w:t>
-      </w:r>
-      <w:r>
-        <w:rPr>
-          <w:rFonts w:ascii="Times New Roman" w:hAnsi="Times New Roman" w:eastAsia="Times New Roman" w:cs="Times New Roman"/>
-        </w:rPr>
-        <w:t>)</w:t>
-      </w:r>
-      <w:r>
-        <w:rPr>
-          <w:rFonts w:ascii="Times New Roman" w:hAnsi="Times New Roman" w:eastAsia="Times New Roman" w:cs="Times New Roman"/>
-          <w:vertAlign w:val="subscript"/>
-        </w:rPr>
-        <w:t>4</w:t>
-      </w:r>
-      <w:r>
-        <w:rPr>
-          <w:rFonts w:ascii="Times New Roman" w:hAnsi="Times New Roman" w:eastAsia="Times New Roman" w:cs="Times New Roman"/>
-        </w:rPr>
-        <w:t xml:space="preserve"> + 4 NH</w:t>
-      </w:r>
-      <w:r>
-        <w:rPr>
-          <w:rFonts w:ascii="Times New Roman" w:hAnsi="Times New Roman" w:eastAsia="Times New Roman" w:cs="Times New Roman"/>
-          <w:vertAlign w:val="subscript"/>
-        </w:rPr>
-        <w:t>4</w:t>
-      </w:r>
-      <w:r>
-        <w:rPr>
-          <w:rFonts w:ascii="Times New Roman" w:hAnsi="Times New Roman" w:eastAsia="Times New Roman" w:cs="Times New Roman"/>
-        </w:rPr>
-        <w:t>Cl</w:t>
-      </w:r>
-      <w:r>
-        <w:rPr>
-          <w:rFonts w:ascii="Times New Roman" w:hAnsi="Times New Roman" w:eastAsia="Times New Roman" w:cs="Times New Roman"/>
-        </w:rPr>
-        <w:t xml:space="preserve"> </w:t>
-      </w:r>
-      <w:r>
-        <w:rPr>
-          <w:rFonts w:ascii="Times New Roman" w:hAnsi="Times New Roman" w:eastAsia="Times New Roman" w:cs="Times New Roman"/>
-        </w:rPr>
-        <w:t>- </w:t>
-      </w:r>
-    </w:p>
-    <w:p>
-      <w:pPr>
-        <w:pStyle w:val="BodyText"/>
-        <w:ind w:left="480" w:hanging="480"/>
-        <w:spacing w:before="0" w:after="0"/>
-      </w:pPr>
-      <w:r>
-        <w:rPr>
-          <w:rFonts w:ascii="Times New Roman" w:hAnsi="Times New Roman" w:eastAsia="Times New Roman" w:cs="Times New Roman"/>
-        </w:rPr>
-        <w:t>C. NaH + H</w:t>
-      </w:r>
-      <w:r>
-        <w:rPr>
-          <w:rFonts w:ascii="Times New Roman" w:hAnsi="Times New Roman" w:eastAsia="Times New Roman" w:cs="Times New Roman"/>
-          <w:vertAlign w:val="subscript"/>
-        </w:rPr>
-        <w:t>2</w:t>
-      </w:r>
-      <w:r>
-        <w:rPr>
-          <w:rFonts w:ascii="Times New Roman" w:hAnsi="Times New Roman" w:eastAsia="Times New Roman" w:cs="Times New Roman"/>
-        </w:rPr>
-        <w:t>O → NaOH + H</w:t>
-      </w:r>
-      <w:r>
-        <w:rPr>
-          <w:rFonts w:ascii="Times New Roman" w:hAnsi="Times New Roman" w:eastAsia="Times New Roman" w:cs="Times New Roman"/>
-          <w:vertAlign w:val="subscript"/>
-        </w:rPr>
-        <w:t>2</w:t>
-      </w:r>
-      <w:r>
-        <w:rPr>
-          <w:rFonts w:ascii="Times New Roman" w:hAnsi="Times New Roman" w:eastAsia="Times New Roman" w:cs="Times New Roman"/>
-        </w:rPr>
-        <w:t xml:space="preserve"> </w:t>
-      </w:r>
-      <w:r>
-        <w:rPr>
-          <w:rFonts w:ascii="Times New Roman" w:hAnsi="Times New Roman" w:eastAsia="Times New Roman" w:cs="Times New Roman"/>
-        </w:rPr>
-        <w:t>- </w:t>
-      </w:r>
-    </w:p>
-    <w:p>
-      <w:pPr>
-        <w:pStyle w:val="BodyText"/>
-        <w:ind w:left="480" w:hanging="480"/>
-        <w:spacing w:before="0" w:after="180"/>
       </w:pPr>
       <w:r>
         <w:rPr>
@@ -1076,8 +1076,8 @@
     <w:p>
       <w:pPr>
         <w:pStyle w:val="BodyText"/>
+        <w:spacing w:before="0" w:after="0"/>
         <w:ind w:left="480" w:hanging="480"/>
-        <w:spacing w:after="0"/>
       </w:pPr>
       <w:r>
         <w:rPr>
@@ -1217,32 +1217,63 @@
     <w:p>
       <w:pPr>
         <w:pStyle w:val="BodyText"/>
+        <w:spacing w:before="0" w:after="0"/>
         <w:ind w:left="480" w:hanging="480"/>
+      </w:pPr>
+      <w:r>
+        <w:rPr>
+          <w:rFonts w:ascii="Times New Roman" w:hAnsi="Times New Roman" w:eastAsia="Times New Roman" w:cs="Times New Roman"/>
+        </w:rPr>
+        <w:t xml:space="preserve">A. ΔH </w:t>
+      </w:r>
+      <w:r>
+        <w:rPr>
+          <w:rFonts w:hint="eastAsia" w:ascii="Times New Roman" w:hAnsi="Times New Roman" w:eastAsia="FangSong" w:cs="Times New Roman"/>
+        </w:rPr>
+        <w:t xml:space="preserve">和</w:t>
+      </w:r>
+      <w:r>
+        <w:rPr>
+          <w:rFonts w:ascii="Times New Roman" w:hAnsi="Times New Roman" w:eastAsia="Times New Roman" w:cs="Times New Roman"/>
+        </w:rPr>
+        <w:t xml:space="preserve"> ΔS </w:t>
+      </w:r>
+      <w:r>
+        <w:rPr>
+          <w:rFonts w:hint="eastAsia" w:ascii="Times New Roman" w:hAnsi="Times New Roman" w:eastAsia="FangSong" w:cs="Times New Roman"/>
+        </w:rPr>
+        <w:t xml:space="preserve">均大于零</w:t>
+      </w:r>
+      <w:r>
+        <w:rPr>
+          <w:rFonts w:ascii="Times New Roman" w:hAnsi="Times New Roman" w:eastAsia="Times New Roman" w:cs="Times New Roman"/>
+        </w:rPr>
+        <w:t xml:space="preserve"> </w:t>
+      </w:r>
+      <w:r>
+        <w:rPr>
+          <w:rFonts w:ascii="Times New Roman" w:hAnsi="Times New Roman" w:eastAsia="Times New Roman" w:cs="Times New Roman"/>
+        </w:rPr>
+        <w:t xml:space="preserve">- </w:t>
+      </w:r>
+    </w:p>
+    <w:p>
+      <w:pPr>
+        <w:pStyle w:val="BodyText"/>
         <w:spacing w:before="0" w:after="0"/>
-      </w:pPr>
-      <w:r>
-        <w:rPr>
-          <w:rFonts w:ascii="Times New Roman" w:hAnsi="Times New Roman" w:eastAsia="Times New Roman" w:cs="Times New Roman"/>
-        </w:rPr>
-        <w:t xml:space="preserve">A. ΔH </w:t>
-      </w:r>
-      <w:r>
-        <w:rPr>
-          <w:rFonts w:hint="eastAsia" w:ascii="Times New Roman" w:hAnsi="Times New Roman" w:eastAsia="FangSong" w:cs="Times New Roman"/>
-        </w:rPr>
-        <w:t xml:space="preserve">和</w:t>
-      </w:r>
-      <w:r>
-        <w:rPr>
-          <w:rFonts w:ascii="Times New Roman" w:hAnsi="Times New Roman" w:eastAsia="Times New Roman" w:cs="Times New Roman"/>
-        </w:rPr>
-        <w:t xml:space="preserve"> ΔS </w:t>
-      </w:r>
-      <w:r>
-        <w:rPr>
-          <w:rFonts w:hint="eastAsia" w:ascii="Times New Roman" w:hAnsi="Times New Roman" w:eastAsia="FangSong" w:cs="Times New Roman"/>
-        </w:rPr>
-        <w:t xml:space="preserve">均大于零</w:t>
+        <w:ind w:left="480" w:hanging="480"/>
+      </w:pPr>
+      <w:r>
+        <w:rPr>
+          <w:rFonts w:ascii="Times New Roman" w:hAnsi="Times New Roman" w:eastAsia="Times New Roman" w:cs="Times New Roman"/>
+        </w:rPr>
+        <w:t xml:space="preserve">B. </w:t>
+      </w:r>
+      <w:r>
+        <w:rPr>
+          <w:rFonts w:hint="eastAsia" w:ascii="Times New Roman" w:hAnsi="Times New Roman" w:eastAsia="FangSong" w:cs="Times New Roman"/>
+        </w:rPr>
+        <w:t xml:space="preserve">熵变不可能小于零</w:t>
       </w:r>
       <w:r>
         <w:rPr>
@@ -1260,70 +1291,39 @@
     <w:p>
       <w:pPr>
         <w:pStyle w:val="BodyText"/>
+        <w:spacing w:before="0" w:after="0"/>
         <w:ind w:left="480" w:hanging="480"/>
+      </w:pPr>
+      <w:r>
+        <w:rPr>
+          <w:rFonts w:ascii="Times New Roman" w:hAnsi="Times New Roman" w:eastAsia="Times New Roman" w:cs="Times New Roman"/>
+        </w:rPr>
+        <w:t xml:space="preserve">C. ΔH </w:t>
+      </w:r>
+      <w:r>
+        <w:rPr>
+          <w:rFonts w:hint="eastAsia" w:ascii="Times New Roman" w:hAnsi="Times New Roman" w:eastAsia="FangSong" w:cs="Times New Roman"/>
+        </w:rPr>
+        <w:t xml:space="preserve">不可能小于零</w:t>
+      </w:r>
+      <w:r>
+        <w:rPr>
+          <w:rFonts w:ascii="Times New Roman" w:hAnsi="Times New Roman" w:eastAsia="Times New Roman" w:cs="Times New Roman"/>
+        </w:rPr>
+        <w:t xml:space="preserve"> </w:t>
+      </w:r>
+      <w:r>
+        <w:rPr>
+          <w:rFonts w:ascii="Times New Roman" w:hAnsi="Times New Roman" w:eastAsia="Times New Roman" w:cs="Times New Roman"/>
+        </w:rPr>
+        <w:t xml:space="preserve">- </w:t>
+      </w:r>
+    </w:p>
+    <w:p>
+      <w:pPr>
+        <w:pStyle w:val="BodyText"/>
         <w:spacing w:before="0" w:after="0"/>
-      </w:pPr>
-      <w:r>
-        <w:rPr>
-          <w:rFonts w:ascii="Times New Roman" w:hAnsi="Times New Roman" w:eastAsia="Times New Roman" w:cs="Times New Roman"/>
-        </w:rPr>
-        <w:t xml:space="preserve">B. </w:t>
-      </w:r>
-      <w:r>
-        <w:rPr>
-          <w:rFonts w:hint="eastAsia" w:ascii="Times New Roman" w:hAnsi="Times New Roman" w:eastAsia="FangSong" w:cs="Times New Roman"/>
-        </w:rPr>
-        <w:t xml:space="preserve">熵变不可能小于零</w:t>
-      </w:r>
-      <w:r>
-        <w:rPr>
-          <w:rFonts w:ascii="Times New Roman" w:hAnsi="Times New Roman" w:eastAsia="Times New Roman" w:cs="Times New Roman"/>
-        </w:rPr>
-        <w:t xml:space="preserve"> </w:t>
-      </w:r>
-      <w:r>
-        <w:rPr>
-          <w:rFonts w:ascii="Times New Roman" w:hAnsi="Times New Roman" w:eastAsia="Times New Roman" w:cs="Times New Roman"/>
-        </w:rPr>
-        <w:t xml:space="preserve">- </w:t>
-      </w:r>
-    </w:p>
-    <w:p>
-      <w:pPr>
-        <w:pStyle w:val="BodyText"/>
         <w:ind w:left="480" w:hanging="480"/>
-        <w:spacing w:before="0" w:after="0"/>
-      </w:pPr>
-      <w:r>
-        <w:rPr>
-          <w:rFonts w:ascii="Times New Roman" w:hAnsi="Times New Roman" w:eastAsia="Times New Roman" w:cs="Times New Roman"/>
-        </w:rPr>
-        <w:t xml:space="preserve">C. ΔH </w:t>
-      </w:r>
-      <w:r>
-        <w:rPr>
-          <w:rFonts w:hint="eastAsia" w:ascii="Times New Roman" w:hAnsi="Times New Roman" w:eastAsia="FangSong" w:cs="Times New Roman"/>
-        </w:rPr>
-        <w:t xml:space="preserve">不可能小于零</w:t>
-      </w:r>
-      <w:r>
-        <w:rPr>
-          <w:rFonts w:ascii="Times New Roman" w:hAnsi="Times New Roman" w:eastAsia="Times New Roman" w:cs="Times New Roman"/>
-        </w:rPr>
-        <w:t xml:space="preserve"> </w:t>
-      </w:r>
-      <w:r>
-        <w:rPr>
-          <w:rFonts w:ascii="Times New Roman" w:hAnsi="Times New Roman" w:eastAsia="Times New Roman" w:cs="Times New Roman"/>
-        </w:rPr>
-        <w:t xml:space="preserve">- </w:t>
-      </w:r>
-    </w:p>
-    <w:p>
-      <w:pPr>
-        <w:pStyle w:val="BodyText"/>
-        <w:ind w:left="480" w:hanging="480"/>
-        <w:spacing w:before="0" w:after="180"/>
       </w:pPr>
       <w:r>
         <w:rPr>
@@ -1721,6 +1721,7 @@
     <w:p>
       <w:pPr>
         <w:pStyle w:val="Compact"/>
+        <w:spacing w:before="0" w:after="0"/>
       </w:pPr>
       <w:r>
         <w:rPr>
@@ -1763,6 +1764,7 @@
     <w:p>
       <w:pPr>
         <w:pStyle w:val="Compact"/>
+        <w:spacing w:before="0" w:after="0"/>
       </w:pPr>
       <w:r>
         <w:rPr>
@@ -1792,6 +1794,7 @@
     <w:p>
       <w:pPr>
         <w:pStyle w:val="Compact"/>
+        <w:spacing w:before="0" w:after="0"/>
       </w:pPr>
       <w:r>
         <w:rPr>
@@ -1906,6 +1909,7 @@
     <w:p>
       <w:pPr>
         <w:pStyle w:val="Compact"/>
+        <w:spacing w:before="0" w:after="0"/>
       </w:pPr>
       <w:r>
         <w:rPr>
@@ -2443,6 +2447,7 @@
     <w:p>
       <w:pPr>
         <w:pStyle w:val="Compact"/>
+        <w:spacing w:before="0" w:after="0"/>
       </w:pPr>
       <w:r>
         <w:rPr>
@@ -2532,6 +2537,7 @@
     <w:p>
       <w:pPr>
         <w:pStyle w:val="Compact"/>
+        <w:spacing w:before="0" w:after="0"/>
       </w:pPr>
       <w:r>
         <w:rPr>
@@ -2598,6 +2604,7 @@
     <w:p>
       <w:pPr>
         <w:pStyle w:val="Compact"/>
+        <w:spacing w:before="0" w:after="0"/>
       </w:pPr>
       <w:r>
         <w:rPr>
@@ -2679,6 +2686,7 @@
     <w:p>
       <w:pPr>
         <w:pStyle w:val="Compact"/>
+        <w:spacing w:before="0" w:after="0"/>
       </w:pPr>
       <w:r>
         <w:rPr>
@@ -3157,6 +3165,7 @@
     <w:p>
       <w:pPr>
         <w:pStyle w:val="Compact"/>
+        <w:spacing w:before="0" w:after="0"/>
       </w:pPr>
       <w:r>
         <w:rPr>
@@ -3296,6 +3305,7 @@
     <w:p>
       <w:pPr>
         <w:pStyle w:val="Compact"/>
+        <w:spacing w:before="0" w:after="0"/>
       </w:pPr>
       <w:r>
         <w:rPr>
@@ -3469,6 +3479,7 @@
     <w:p>
       <w:pPr>
         <w:pStyle w:val="Compact"/>
+        <w:spacing w:before="0" w:after="0"/>
       </w:pPr>
       <w:r>
         <w:rPr>
@@ -3550,6 +3561,7 @@
     <w:p>
       <w:pPr>
         <w:pStyle w:val="Compact"/>
+        <w:spacing w:before="0" w:after="0"/>
       </w:pPr>
       <w:r>
         <w:rPr>
@@ -4309,6 +4321,7 @@
     <w:p>
       <w:pPr>
         <w:pStyle w:val="Compact"/>
+        <w:spacing w:before="0" w:after="0"/>
       </w:pPr>
       <w:r>
         <w:rPr>
@@ -4351,6 +4364,7 @@
     <w:p>
       <w:pPr>
         <w:pStyle w:val="Compact"/>
+        <w:spacing w:before="0" w:after="0"/>
       </w:pPr>
       <w:r>
         <w:rPr>
@@ -4404,6 +4418,7 @@
     <w:p>
       <w:pPr>
         <w:pStyle w:val="Compact"/>
+        <w:spacing w:before="0" w:after="0"/>
       </w:pPr>
       <w:r>
         <w:rPr>
@@ -4517,6 +4532,7 @@
     <w:p>
       <w:pPr>
         <w:pStyle w:val="Compact"/>
+        <w:spacing w:before="0" w:after="0"/>
       </w:pPr>
       <w:r>
         <w:rPr>
@@ -4769,8 +4785,8 @@
     <w:p>
       <w:pPr>
         <w:pStyle w:val="BodyText"/>
+        <w:spacing w:before="0" w:after="0"/>
         <w:ind w:left="480" w:hanging="480"/>
-        <w:spacing w:after="0"/>
       </w:pPr>
       <w:r>
         <w:rPr>
@@ -4820,14 +4836,39 @@
     <w:p>
       <w:pPr>
         <w:pStyle w:val="BodyText"/>
+        <w:spacing w:before="0" w:after="0"/>
         <w:ind w:left="480" w:hanging="480"/>
+      </w:pPr>
+      <w:r>
+        <w:rPr>
+          <w:rFonts w:ascii="Times New Roman" w:hAnsi="Times New Roman" w:eastAsia="Times New Roman" w:cs="Times New Roman"/>
+        </w:rPr>
+        <w:t xml:space="preserve">A. 1 </w:t>
+      </w:r>
+      <w:r>
+        <w:rPr>
+          <w:rFonts w:hint="eastAsia" w:ascii="Times New Roman" w:hAnsi="Times New Roman" w:eastAsia="FangSong" w:cs="Times New Roman"/>
+        </w:rPr>
+        <w:t xml:space="preserve">种</w:t>
+      </w:r>
+      <w:r>
+        <w:rPr>
+          <w:rFonts w:ascii="Times New Roman" w:hAnsi="Times New Roman" w:eastAsia="Times New Roman" w:cs="Times New Roman"/>
+        </w:rPr>
+        <w:t xml:space="preserve">　　</w:t>
+      </w:r>
+    </w:p>
+    <w:p>
+      <w:pPr>
+        <w:pStyle w:val="BodyText"/>
         <w:spacing w:before="0" w:after="0"/>
-      </w:pPr>
-      <w:r>
-        <w:rPr>
-          <w:rFonts w:ascii="Times New Roman" w:hAnsi="Times New Roman" w:eastAsia="Times New Roman" w:cs="Times New Roman"/>
-        </w:rPr>
-        <w:t xml:space="preserve">A. 1 </w:t>
+        <w:ind w:left="480" w:hanging="480"/>
+      </w:pPr>
+      <w:r>
+        <w:rPr>
+          <w:rFonts w:ascii="Times New Roman" w:hAnsi="Times New Roman" w:eastAsia="Times New Roman" w:cs="Times New Roman"/>
+        </w:rPr>
+        <w:t xml:space="preserve">B. 2 </w:t>
       </w:r>
       <w:r>
         <w:rPr>
@@ -4845,58 +4886,33 @@
     <w:p>
       <w:pPr>
         <w:pStyle w:val="BodyText"/>
+        <w:spacing w:before="0" w:after="0"/>
         <w:ind w:left="480" w:hanging="480"/>
+      </w:pPr>
+      <w:r>
+        <w:rPr>
+          <w:rFonts w:ascii="Times New Roman" w:hAnsi="Times New Roman" w:eastAsia="Times New Roman" w:cs="Times New Roman"/>
+        </w:rPr>
+        <w:t xml:space="preserve">C. 3 </w:t>
+      </w:r>
+      <w:r>
+        <w:rPr>
+          <w:rFonts w:hint="eastAsia" w:ascii="Times New Roman" w:hAnsi="Times New Roman" w:eastAsia="FangSong" w:cs="Times New Roman"/>
+        </w:rPr>
+        <w:t xml:space="preserve">种</w:t>
+      </w:r>
+      <w:r>
+        <w:rPr>
+          <w:rFonts w:ascii="Times New Roman" w:hAnsi="Times New Roman" w:eastAsia="Times New Roman" w:cs="Times New Roman"/>
+        </w:rPr>
+        <w:t xml:space="preserve">　　</w:t>
+      </w:r>
+    </w:p>
+    <w:p>
+      <w:pPr>
+        <w:pStyle w:val="BodyText"/>
         <w:spacing w:before="0" w:after="0"/>
-      </w:pPr>
-      <w:r>
-        <w:rPr>
-          <w:rFonts w:ascii="Times New Roman" w:hAnsi="Times New Roman" w:eastAsia="Times New Roman" w:cs="Times New Roman"/>
-        </w:rPr>
-        <w:t xml:space="preserve">B. 2 </w:t>
-      </w:r>
-      <w:r>
-        <w:rPr>
-          <w:rFonts w:hint="eastAsia" w:ascii="Times New Roman" w:hAnsi="Times New Roman" w:eastAsia="FangSong" w:cs="Times New Roman"/>
-        </w:rPr>
-        <w:t xml:space="preserve">种</w:t>
-      </w:r>
-      <w:r>
-        <w:rPr>
-          <w:rFonts w:ascii="Times New Roman" w:hAnsi="Times New Roman" w:eastAsia="Times New Roman" w:cs="Times New Roman"/>
-        </w:rPr>
-        <w:t xml:space="preserve">　　</w:t>
-      </w:r>
-    </w:p>
-    <w:p>
-      <w:pPr>
-        <w:pStyle w:val="BodyText"/>
         <w:ind w:left="480" w:hanging="480"/>
-        <w:spacing w:before="0" w:after="0"/>
-      </w:pPr>
-      <w:r>
-        <w:rPr>
-          <w:rFonts w:ascii="Times New Roman" w:hAnsi="Times New Roman" w:eastAsia="Times New Roman" w:cs="Times New Roman"/>
-        </w:rPr>
-        <w:t xml:space="preserve">C. 3 </w:t>
-      </w:r>
-      <w:r>
-        <w:rPr>
-          <w:rFonts w:hint="eastAsia" w:ascii="Times New Roman" w:hAnsi="Times New Roman" w:eastAsia="FangSong" w:cs="Times New Roman"/>
-        </w:rPr>
-        <w:t xml:space="preserve">种</w:t>
-      </w:r>
-      <w:r>
-        <w:rPr>
-          <w:rFonts w:ascii="Times New Roman" w:hAnsi="Times New Roman" w:eastAsia="Times New Roman" w:cs="Times New Roman"/>
-        </w:rPr>
-        <w:t xml:space="preserve">　　</w:t>
-      </w:r>
-    </w:p>
-    <w:p>
-      <w:pPr>
-        <w:pStyle w:val="BodyText"/>
-        <w:ind w:left="480" w:hanging="480"/>
-        <w:spacing w:before="0" w:after="180"/>
       </w:pPr>
       <w:r>
         <w:rPr>
@@ -5192,6 +5208,7 @@
     <w:p>
       <w:pPr>
         <w:pStyle w:val="Compact"/>
+        <w:spacing w:before="0" w:after="0"/>
       </w:pPr>
       <w:r>
         <w:rPr>
@@ -5209,6 +5226,7 @@
     <w:p>
       <w:pPr>
         <w:pStyle w:val="Compact"/>
+        <w:spacing w:before="0" w:after="0"/>
       </w:pPr>
       <w:r>
         <w:rPr>
@@ -5226,6 +5244,7 @@
     <w:p>
       <w:pPr>
         <w:pStyle w:val="Compact"/>
+        <w:spacing w:before="0" w:after="0"/>
       </w:pPr>
       <w:r>
         <w:rPr>
@@ -5255,6 +5274,7 @@
     <w:p>
       <w:pPr>
         <w:pStyle w:val="Compact"/>
+        <w:spacing w:before="0" w:after="0"/>
       </w:pPr>
       <w:r>
         <w:rPr>
@@ -5640,6 +5660,7 @@
     <w:p>
       <w:pPr>
         <w:pStyle w:val="Compact"/>
+        <w:spacing w:before="0" w:after="0"/>
       </w:pPr>
       <w:r>
         <w:rPr>
@@ -5657,6 +5678,7 @@
     <w:p>
       <w:pPr>
         <w:pStyle w:val="Compact"/>
+        <w:spacing w:before="0" w:after="0"/>
       </w:pPr>
       <w:r>
         <w:rPr>
@@ -5723,6 +5745,7 @@
     <w:p>
       <w:pPr>
         <w:pStyle w:val="Compact"/>
+        <w:spacing w:before="0" w:after="0"/>
       </w:pPr>
       <w:r>
         <w:rPr>
@@ -5824,6 +5847,7 @@
     <w:p>
       <w:pPr>
         <w:pStyle w:val="Compact"/>
+        <w:spacing w:before="0" w:after="0"/>
       </w:pPr>
       <w:r>
         <w:rPr>
@@ -6080,8 +6104,8 @@
     <w:p>
       <w:pPr>
         <w:pStyle w:val="BodyText"/>
+        <w:spacing w:before="0" w:after="0"/>
         <w:ind w:left="480" w:hanging="480"/>
-        <w:spacing w:after="0"/>
       </w:pPr>
       <w:r>
         <w:rPr>
@@ -6105,14 +6129,40 @@
     <w:p>
       <w:pPr>
         <w:pStyle w:val="BodyText"/>
+        <w:spacing w:before="0" w:after="0"/>
         <w:ind w:left="480" w:hanging="480"/>
+      </w:pPr>
+      <w:r>
+        <w:rPr>
+          <w:rFonts w:ascii="Times New Roman" w:hAnsi="Times New Roman" w:eastAsia="Times New Roman" w:cs="Times New Roman"/>
+        </w:rPr>
+        <w:t>A. CH</w:t>
+      </w:r>
+      <w:r>
+        <w:rPr>
+          <w:rFonts w:ascii="Times New Roman" w:hAnsi="Times New Roman" w:eastAsia="Times New Roman" w:cs="Times New Roman"/>
+          <w:vertAlign w:val="subscript"/>
+        </w:rPr>
+        <w:t>4</w:t>
+      </w:r>
+      <w:r>
+        <w:rPr>
+          <w:rFonts w:ascii="Times New Roman" w:hAnsi="Times New Roman" w:eastAsia="Times New Roman" w:cs="Times New Roman"/>
+        </w:rPr>
+        <w:t xml:space="preserve">　　</w:t>
+      </w:r>
+    </w:p>
+    <w:p>
+      <w:pPr>
+        <w:pStyle w:val="BodyText"/>
         <w:spacing w:before="0" w:after="0"/>
-      </w:pPr>
-      <w:r>
-        <w:rPr>
-          <w:rFonts w:ascii="Times New Roman" w:hAnsi="Times New Roman" w:eastAsia="Times New Roman" w:cs="Times New Roman"/>
-        </w:rPr>
-        <w:t>A. CH</w:t>
+        <w:ind w:left="480" w:hanging="480"/>
+      </w:pPr>
+      <w:r>
+        <w:rPr>
+          <w:rFonts w:ascii="Times New Roman" w:hAnsi="Times New Roman" w:eastAsia="Times New Roman" w:cs="Times New Roman"/>
+        </w:rPr>
+        <w:t xml:space="preserve">B. XeF</w:t>
       </w:r>
       <w:r>
         <w:rPr>
@@ -6131,59 +6181,33 @@
     <w:p>
       <w:pPr>
         <w:pStyle w:val="BodyText"/>
+        <w:spacing w:before="0" w:after="0"/>
         <w:ind w:left="480" w:hanging="480"/>
+      </w:pPr>
+      <w:r>
+        <w:rPr>
+          <w:rFonts w:ascii="Times New Roman" w:hAnsi="Times New Roman" w:eastAsia="Times New Roman" w:cs="Times New Roman"/>
+        </w:rPr>
+        <w:t xml:space="preserve">C. </w:t>
+      </w:r>
+      <w:r>
+        <w:rPr>
+          <w:rFonts w:hint="eastAsia" w:ascii="Times New Roman" w:hAnsi="Times New Roman" w:eastAsia="FangSong" w:cs="Times New Roman"/>
+        </w:rPr>
+        <w:t xml:space="preserve">顺铂</w:t>
+      </w:r>
+      <w:r>
+        <w:rPr>
+          <w:rFonts w:ascii="Times New Roman" w:hAnsi="Times New Roman" w:eastAsia="Times New Roman" w:cs="Times New Roman"/>
+        </w:rPr>
+        <w:t xml:space="preserve">　　</w:t>
+      </w:r>
+    </w:p>
+    <w:p>
+      <w:pPr>
+        <w:pStyle w:val="BodyText"/>
         <w:spacing w:before="0" w:after="0"/>
-      </w:pPr>
-      <w:r>
-        <w:rPr>
-          <w:rFonts w:ascii="Times New Roman" w:hAnsi="Times New Roman" w:eastAsia="Times New Roman" w:cs="Times New Roman"/>
-        </w:rPr>
-        <w:t xml:space="preserve">B. XeF</w:t>
-      </w:r>
-      <w:r>
-        <w:rPr>
-          <w:rFonts w:ascii="Times New Roman" w:hAnsi="Times New Roman" w:eastAsia="Times New Roman" w:cs="Times New Roman"/>
-          <w:vertAlign w:val="subscript"/>
-        </w:rPr>
-        <w:t>4</w:t>
-      </w:r>
-      <w:r>
-        <w:rPr>
-          <w:rFonts w:ascii="Times New Roman" w:hAnsi="Times New Roman" w:eastAsia="Times New Roman" w:cs="Times New Roman"/>
-        </w:rPr>
-        <w:t xml:space="preserve">　　</w:t>
-      </w:r>
-    </w:p>
-    <w:p>
-      <w:pPr>
-        <w:pStyle w:val="BodyText"/>
         <w:ind w:left="480" w:hanging="480"/>
-        <w:spacing w:before="0" w:after="0"/>
-      </w:pPr>
-      <w:r>
-        <w:rPr>
-          <w:rFonts w:ascii="Times New Roman" w:hAnsi="Times New Roman" w:eastAsia="Times New Roman" w:cs="Times New Roman"/>
-        </w:rPr>
-        <w:t xml:space="preserve">C. </w:t>
-      </w:r>
-      <w:r>
-        <w:rPr>
-          <w:rFonts w:hint="eastAsia" w:ascii="Times New Roman" w:hAnsi="Times New Roman" w:eastAsia="FangSong" w:cs="Times New Roman"/>
-        </w:rPr>
-        <w:t xml:space="preserve">顺铂</w:t>
-      </w:r>
-      <w:r>
-        <w:rPr>
-          <w:rFonts w:ascii="Times New Roman" w:hAnsi="Times New Roman" w:eastAsia="Times New Roman" w:cs="Times New Roman"/>
-        </w:rPr>
-        <w:t xml:space="preserve">　　</w:t>
-      </w:r>
-    </w:p>
-    <w:p>
-      <w:pPr>
-        <w:pStyle w:val="BodyText"/>
-        <w:ind w:left="480" w:hanging="480"/>
-        <w:spacing w:before="0" w:after="180"/>
       </w:pPr>
       <w:r>
         <w:rPr>
@@ -6535,8 +6559,8 @@
     <w:p>
       <w:pPr>
         <w:pStyle w:val="FirstParagraph"/>
+        <w:spacing w:before="0" w:after="0"/>
         <w:ind w:left="480" w:hanging="480"/>
-        <w:spacing w:after="0"/>
       </w:pPr>
       <w:r>
         <w:rPr>
@@ -6566,153 +6590,153 @@
     <w:p>
       <w:pPr>
         <w:pStyle w:val="FirstParagraph"/>
+        <w:spacing w:before="0" w:after="0"/>
         <w:ind w:left="480" w:hanging="480"/>
+      </w:pPr>
+      <w:r>
+        <w:rPr>
+          <w:rFonts w:ascii="Times New Roman" w:hAnsi="Times New Roman" w:eastAsia="Times New Roman" w:cs="Times New Roman"/>
+        </w:rPr>
+        <w:t xml:space="preserve">A. X </w:t>
+      </w:r>
+      <w:r>
+        <w:rPr>
+          <w:rFonts w:hint="eastAsia" w:ascii="Times New Roman" w:hAnsi="Times New Roman" w:eastAsia="FangSong" w:cs="Times New Roman"/>
+        </w:rPr>
+        <w:t xml:space="preserve">的化学式为</w:t>
+      </w:r>
+      <w:r>
+        <w:rPr>
+          <w:rFonts w:ascii="Times New Roman" w:hAnsi="Times New Roman" w:eastAsia="Times New Roman" w:cs="Times New Roman"/>
+        </w:rPr>
+        <w:t xml:space="preserve"> K</w:t>
+      </w:r>
+      <w:r>
+        <w:rPr>
+          <w:rFonts w:ascii="Times New Roman" w:hAnsi="Times New Roman" w:eastAsia="Times New Roman" w:cs="Times New Roman"/>
+          <w:vertAlign w:val="subscript"/>
+        </w:rPr>
+        <w:t>2</w:t>
+      </w:r>
+      <w:r>
+        <w:rPr>
+          <w:rFonts w:ascii="Times New Roman" w:hAnsi="Times New Roman" w:eastAsia="Times New Roman" w:cs="Times New Roman"/>
+        </w:rPr>
+        <w:t>SeBr</w:t>
+      </w:r>
+      <w:r>
+        <w:rPr>
+          <w:rFonts w:ascii="Times New Roman" w:hAnsi="Times New Roman" w:eastAsia="Times New Roman" w:cs="Times New Roman"/>
+          <w:vertAlign w:val="subscript"/>
+        </w:rPr>
+        <w:t>6</w:t>
+      </w:r>
+      <w:r>
+        <w:rPr>
+          <w:rFonts w:ascii="Times New Roman" w:hAnsi="Times New Roman" w:eastAsia="Times New Roman" w:cs="Times New Roman"/>
+        </w:rPr>
+        <w:t xml:space="preserve"> </w:t>
+      </w:r>
+      <w:r>
+        <w:rPr>
+          <w:rFonts w:ascii="Times New Roman" w:hAnsi="Times New Roman" w:eastAsia="Times New Roman" w:cs="Times New Roman"/>
+        </w:rPr>
+        <w:t>- </w:t>
+      </w:r>
+    </w:p>
+    <w:p>
+      <w:pPr>
+        <w:pStyle w:val="FirstParagraph"/>
         <w:spacing w:before="0" w:after="0"/>
-      </w:pPr>
-      <w:r>
-        <w:rPr>
-          <w:rFonts w:ascii="Times New Roman" w:hAnsi="Times New Roman" w:eastAsia="Times New Roman" w:cs="Times New Roman"/>
-        </w:rPr>
-        <w:t xml:space="preserve">A. X </w:t>
-      </w:r>
-      <w:r>
-        <w:rPr>
-          <w:rFonts w:hint="eastAsia" w:ascii="Times New Roman" w:hAnsi="Times New Roman" w:eastAsia="FangSong" w:cs="Times New Roman"/>
-        </w:rPr>
-        <w:t xml:space="preserve">的化学式为</w:t>
-      </w:r>
-      <w:r>
-        <w:rPr>
-          <w:rFonts w:ascii="Times New Roman" w:hAnsi="Times New Roman" w:eastAsia="Times New Roman" w:cs="Times New Roman"/>
-        </w:rPr>
-        <w:t xml:space="preserve"> K</w:t>
+        <w:ind w:left="480" w:hanging="480"/>
+      </w:pPr>
+      <w:r>
+        <w:rPr>
+          <w:rFonts w:ascii="Times New Roman" w:hAnsi="Times New Roman" w:eastAsia="Times New Roman" w:cs="Times New Roman"/>
+        </w:rPr>
+        <w:t>B. [SeBr</w:t>
       </w:r>
       <w:r>
         <w:rPr>
           <w:rFonts w:ascii="Times New Roman" w:hAnsi="Times New Roman" w:eastAsia="Times New Roman" w:cs="Times New Roman"/>
           <w:vertAlign w:val="subscript"/>
         </w:rPr>
-        <w:t>2</w:t>
-      </w:r>
-      <w:r>
-        <w:rPr>
-          <w:rFonts w:ascii="Times New Roman" w:hAnsi="Times New Roman" w:eastAsia="Times New Roman" w:cs="Times New Roman"/>
-        </w:rPr>
-        <w:t>SeBr</w:t>
-      </w:r>
-      <w:r>
-        <w:rPr>
-          <w:rFonts w:ascii="Times New Roman" w:hAnsi="Times New Roman" w:eastAsia="Times New Roman" w:cs="Times New Roman"/>
-          <w:vertAlign w:val="subscript"/>
-        </w:rPr>
         <w:t>6</w:t>
       </w:r>
       <w:r>
         <w:rPr>
           <w:rFonts w:ascii="Times New Roman" w:hAnsi="Times New Roman" w:eastAsia="Times New Roman" w:cs="Times New Roman"/>
         </w:rPr>
+        <w:t>]</w:t>
+      </w:r>
+      <w:r>
+        <w:rPr>
+          <w:rFonts w:ascii="Times New Roman" w:hAnsi="Times New Roman" w:eastAsia="Times New Roman" w:cs="Times New Roman"/>
+          <w:vertAlign w:val="superscript"/>
+        </w:rPr>
+        <w:t>2-</w:t>
+      </w:r>
+      <w:r>
+        <w:rPr>
+          <w:rFonts w:ascii="Times New Roman" w:hAnsi="Times New Roman" w:eastAsia="Times New Roman" w:cs="Times New Roman"/>
+        </w:rPr>
         <w:t xml:space="preserve"> </w:t>
       </w:r>
       <w:r>
         <w:rPr>
-          <w:rFonts w:ascii="Times New Roman" w:hAnsi="Times New Roman" w:eastAsia="Times New Roman" w:cs="Times New Roman"/>
-        </w:rPr>
-        <w:t>- </w:t>
+          <w:rFonts w:hint="eastAsia" w:ascii="Times New Roman" w:hAnsi="Times New Roman" w:eastAsia="FangSong" w:cs="Times New Roman"/>
+        </w:rPr>
+        <w:t xml:space="preserve">的空间构型为正八面体</w:t>
+      </w:r>
+      <w:r>
+        <w:rPr>
+          <w:rFonts w:ascii="Times New Roman" w:hAnsi="Times New Roman" w:eastAsia="Times New Roman" w:cs="Times New Roman"/>
+        </w:rPr>
+        <w:t xml:space="preserve"> </w:t>
+      </w:r>
+      <w:r>
+        <w:rPr>
+          <w:rFonts w:ascii="Times New Roman" w:hAnsi="Times New Roman" w:eastAsia="Times New Roman" w:cs="Times New Roman"/>
+        </w:rPr>
+        <w:t xml:space="preserve">- </w:t>
       </w:r>
     </w:p>
     <w:p>
       <w:pPr>
         <w:pStyle w:val="FirstParagraph"/>
+        <w:spacing w:before="0" w:after="0"/>
         <w:ind w:left="480" w:hanging="480"/>
+      </w:pPr>
+      <w:r>
+        <w:rPr>
+          <w:rFonts w:ascii="Times New Roman" w:hAnsi="Times New Roman" w:eastAsia="Times New Roman" w:cs="Times New Roman"/>
+        </w:rPr>
+        <w:t xml:space="preserve">C. </w:t>
+      </w:r>
+      <w:r>
+        <w:rPr>
+          <w:rFonts w:hint="eastAsia" w:ascii="Times New Roman" w:hAnsi="Times New Roman" w:eastAsia="FangSong" w:cs="Times New Roman"/>
+        </w:rPr>
+        <w:t xml:space="preserve">钾离子填充在晶胞所有的八面体空隙上</w:t>
+      </w:r>
+      <w:r>
+        <w:rPr>
+          <w:rFonts w:ascii="Times New Roman" w:hAnsi="Times New Roman" w:eastAsia="Times New Roman" w:cs="Times New Roman"/>
+        </w:rPr>
+        <w:t xml:space="preserve"> </w:t>
+      </w:r>
+      <w:r>
+        <w:rPr>
+          <w:rFonts w:ascii="Times New Roman" w:hAnsi="Times New Roman" w:eastAsia="Times New Roman" w:cs="Times New Roman"/>
+        </w:rPr>
+        <w:t xml:space="preserve">- </w:t>
+      </w:r>
+    </w:p>
+    <w:p>
+      <w:pPr>
+        <w:pStyle w:val="FirstParagraph"/>
         <w:spacing w:before="0" w:after="0"/>
-      </w:pPr>
-      <w:r>
-        <w:rPr>
-          <w:rFonts w:ascii="Times New Roman" w:hAnsi="Times New Roman" w:eastAsia="Times New Roman" w:cs="Times New Roman"/>
-        </w:rPr>
-        <w:t>B. [SeBr</w:t>
-      </w:r>
-      <w:r>
-        <w:rPr>
-          <w:rFonts w:ascii="Times New Roman" w:hAnsi="Times New Roman" w:eastAsia="Times New Roman" w:cs="Times New Roman"/>
-          <w:vertAlign w:val="subscript"/>
-        </w:rPr>
-        <w:t>6</w:t>
-      </w:r>
-      <w:r>
-        <w:rPr>
-          <w:rFonts w:ascii="Times New Roman" w:hAnsi="Times New Roman" w:eastAsia="Times New Roman" w:cs="Times New Roman"/>
-        </w:rPr>
-        <w:t>]</w:t>
-      </w:r>
-      <w:r>
-        <w:rPr>
-          <w:rFonts w:ascii="Times New Roman" w:hAnsi="Times New Roman" w:eastAsia="Times New Roman" w:cs="Times New Roman"/>
-          <w:vertAlign w:val="superscript"/>
-        </w:rPr>
-        <w:t>2-</w:t>
-      </w:r>
-      <w:r>
-        <w:rPr>
-          <w:rFonts w:ascii="Times New Roman" w:hAnsi="Times New Roman" w:eastAsia="Times New Roman" w:cs="Times New Roman"/>
-        </w:rPr>
-        <w:t xml:space="preserve"> </w:t>
-      </w:r>
-      <w:r>
-        <w:rPr>
-          <w:rFonts w:hint="eastAsia" w:ascii="Times New Roman" w:hAnsi="Times New Roman" w:eastAsia="FangSong" w:cs="Times New Roman"/>
-        </w:rPr>
-        <w:t xml:space="preserve">的空间构型为正八面体</w:t>
-      </w:r>
-      <w:r>
-        <w:rPr>
-          <w:rFonts w:ascii="Times New Roman" w:hAnsi="Times New Roman" w:eastAsia="Times New Roman" w:cs="Times New Roman"/>
-        </w:rPr>
-        <w:t xml:space="preserve"> </w:t>
-      </w:r>
-      <w:r>
-        <w:rPr>
-          <w:rFonts w:ascii="Times New Roman" w:hAnsi="Times New Roman" w:eastAsia="Times New Roman" w:cs="Times New Roman"/>
-        </w:rPr>
-        <w:t xml:space="preserve">- </w:t>
-      </w:r>
-    </w:p>
-    <w:p>
-      <w:pPr>
-        <w:pStyle w:val="FirstParagraph"/>
         <w:ind w:left="480" w:hanging="480"/>
-        <w:spacing w:before="0" w:after="0"/>
-      </w:pPr>
-      <w:r>
-        <w:rPr>
-          <w:rFonts w:ascii="Times New Roman" w:hAnsi="Times New Roman" w:eastAsia="Times New Roman" w:cs="Times New Roman"/>
-        </w:rPr>
-        <w:t xml:space="preserve">C. </w:t>
-      </w:r>
-      <w:r>
-        <w:rPr>
-          <w:rFonts w:hint="eastAsia" w:ascii="Times New Roman" w:hAnsi="Times New Roman" w:eastAsia="FangSong" w:cs="Times New Roman"/>
-        </w:rPr>
-        <w:t xml:space="preserve">钾离子填充在晶胞所有的八面体空隙上</w:t>
-      </w:r>
-      <w:r>
-        <w:rPr>
-          <w:rFonts w:ascii="Times New Roman" w:hAnsi="Times New Roman" w:eastAsia="Times New Roman" w:cs="Times New Roman"/>
-        </w:rPr>
-        <w:t xml:space="preserve"> </w:t>
-      </w:r>
-      <w:r>
-        <w:rPr>
-          <w:rFonts w:ascii="Times New Roman" w:hAnsi="Times New Roman" w:eastAsia="Times New Roman" w:cs="Times New Roman"/>
-        </w:rPr>
-        <w:t xml:space="preserve">- </w:t>
-      </w:r>
-    </w:p>
-    <w:p>
-      <w:pPr>
-        <w:pStyle w:val="FirstParagraph"/>
-        <w:ind w:left="480" w:hanging="480"/>
-        <w:spacing w:before="0" w:after="180"/>
       </w:pPr>
       <w:r>
         <w:rPr>
@@ -6903,8 +6927,8 @@
     <w:p>
       <w:pPr>
         <w:pStyle w:val="BodyText"/>
+        <w:spacing w:before="0" w:after="0"/>
         <w:ind w:left="480" w:hanging="480"/>
-        <w:spacing w:after="0"/>
       </w:pPr>
       <w:r>
         <w:rPr>
@@ -6989,26 +7013,125 @@
     <w:p>
       <w:pPr>
         <w:pStyle w:val="BodyText"/>
+        <w:spacing w:before="0" w:after="0"/>
         <w:ind w:left="480" w:hanging="480"/>
+      </w:pPr>
+      <w:r>
+        <w:rPr>
+          <w:rFonts w:ascii="Times New Roman" w:hAnsi="Times New Roman" w:eastAsia="Times New Roman" w:cs="Times New Roman"/>
+        </w:rPr>
+        <w:t xml:space="preserve">A、B </w:t>
+      </w:r>
+      <w:r>
+        <w:rPr>
+          <w:rFonts w:hint="eastAsia" w:ascii="Times New Roman" w:hAnsi="Times New Roman" w:eastAsia="FangSong" w:cs="Times New Roman"/>
+        </w:rPr>
+        <w:t>为同一周期元素</w:t>
+      </w:r>
+      <w:r>
+        <w:rPr>
+          <w:rFonts w:hint="eastAsia" w:ascii="Times New Roman" w:hAnsi="Times New Roman" w:eastAsia="Times New Roman" w:cs="Times New Roman"/>
+        </w:rPr>
+        <w:t>，</w:t>
+      </w:r>
+      <w:r>
+        <w:rPr>
+          <w:rFonts w:hint="eastAsia" w:ascii="Times New Roman" w:hAnsi="Times New Roman" w:eastAsia="FangSong" w:cs="Times New Roman"/>
+        </w:rPr>
+        <w:t>则</w:t>
+      </w:r>
+      <w:r>
+        <w:rPr>
+          <w:rFonts w:ascii="Times New Roman" w:hAnsi="Times New Roman" w:eastAsia="Times New Roman" w:cs="Times New Roman"/>
+        </w:rPr>
+        <w:t xml:space="preserve"> AB</w:t>
+      </w:r>
+      <w:r>
+        <w:rPr>
+          <w:rFonts w:ascii="Times New Roman" w:hAnsi="Times New Roman" w:eastAsia="Times New Roman" w:cs="Times New Roman"/>
+          <w:vertAlign w:val="subscript"/>
+        </w:rPr>
+        <w:t>3</w:t>
+      </w:r>
+      <w:r>
+        <w:rPr>
+          <w:rFonts w:ascii="Times New Roman" w:hAnsi="Times New Roman" w:eastAsia="Times New Roman" w:cs="Times New Roman"/>
+        </w:rPr>
+        <w:t xml:space="preserve"> </w:t>
+      </w:r>
+      <w:r>
+        <w:rPr>
+          <w:rFonts w:hint="eastAsia" w:ascii="Times New Roman" w:hAnsi="Times New Roman" w:eastAsia="FangSong" w:cs="Times New Roman"/>
+        </w:rPr>
+        <w:t xml:space="preserve">分子一定为平面三角形</w:t>
+      </w:r>
+      <w:r>
+        <w:rPr>
+          <w:rFonts w:ascii="Times New Roman" w:hAnsi="Times New Roman" w:eastAsia="Times New Roman" w:cs="Times New Roman"/>
+        </w:rPr>
+        <w:t xml:space="preserve"> </w:t>
+      </w:r>
+      <w:r>
+        <w:rPr>
+          <w:rFonts w:ascii="Times New Roman" w:hAnsi="Times New Roman" w:eastAsia="Times New Roman" w:cs="Times New Roman"/>
+        </w:rPr>
+        <w:t xml:space="preserve">- </w:t>
+      </w:r>
+    </w:p>
+    <w:p>
+      <w:pPr>
+        <w:pStyle w:val="BodyText"/>
         <w:spacing w:before="0" w:after="0"/>
-      </w:pPr>
-      <w:r>
-        <w:rPr>
-          <w:rFonts w:ascii="Times New Roman" w:hAnsi="Times New Roman" w:eastAsia="Times New Roman" w:cs="Times New Roman"/>
-        </w:rPr>
-        <w:t xml:space="preserve">A、B </w:t>
-      </w:r>
-      <w:r>
-        <w:rPr>
-          <w:rFonts w:hint="eastAsia" w:ascii="Times New Roman" w:hAnsi="Times New Roman" w:eastAsia="FangSong" w:cs="Times New Roman"/>
-        </w:rPr>
-        <w:t>为同一周期元素</w:t>
-      </w:r>
-      <w:r>
-        <w:rPr>
-          <w:rFonts w:hint="eastAsia" w:ascii="Times New Roman" w:hAnsi="Times New Roman" w:eastAsia="Times New Roman" w:cs="Times New Roman"/>
-        </w:rPr>
-        <w:t>，</w:t>
+        <w:ind w:left="480" w:hanging="480"/>
+      </w:pPr>
+      <w:r>
+        <w:rPr>
+          <w:rFonts w:ascii="Times New Roman" w:hAnsi="Times New Roman" w:eastAsia="Times New Roman" w:cs="Times New Roman"/>
+        </w:rPr>
+        <w:t xml:space="preserve">B. </w:t>
+      </w:r>
+      <w:r>
+        <w:rPr>
+          <w:rFonts w:hint="eastAsia" w:ascii="Times New Roman" w:hAnsi="Times New Roman" w:eastAsia="FangSong" w:cs="Times New Roman"/>
+        </w:rPr>
+        <w:t xml:space="preserve">若</w:t>
+      </w:r>
+      <w:r>
+        <w:rPr>
+          <w:rFonts w:ascii="Times New Roman" w:hAnsi="Times New Roman" w:eastAsia="Times New Roman" w:cs="Times New Roman"/>
+        </w:rPr>
+        <w:t xml:space="preserve"> AB</w:t>
+      </w:r>
+      <w:r>
+        <w:rPr>
+          <w:rFonts w:ascii="Times New Roman" w:hAnsi="Times New Roman" w:eastAsia="Times New Roman" w:cs="Times New Roman"/>
+          <w:vertAlign w:val="subscript"/>
+        </w:rPr>
+        <w:t>3</w:t>
+      </w:r>
+      <w:r>
+        <w:rPr>
+          <w:rFonts w:ascii="Times New Roman" w:hAnsi="Times New Roman" w:eastAsia="Times New Roman" w:cs="Times New Roman"/>
+        </w:rPr>
+        <w:t xml:space="preserve"> </w:t>
+      </w:r>
+      <w:r>
+        <w:rPr>
+          <w:rFonts w:hint="eastAsia" w:ascii="Times New Roman" w:hAnsi="Times New Roman" w:eastAsia="FangSong" w:cs="Times New Roman"/>
+        </w:rPr>
+        <w:t xml:space="preserve">分子的价电子数为</w:t>
+      </w:r>
+      <w:r>
+        <w:rPr>
+          <w:rFonts w:ascii="Times New Roman" w:hAnsi="Times New Roman" w:eastAsia="Times New Roman" w:cs="Times New Roman"/>
+        </w:rPr>
+        <w:t xml:space="preserve"> </w:t>
+      </w:r>
+      <w:r>
+        <w:rPr>
+          <w:rFonts w:hint="eastAsia" w:ascii="Times New Roman" w:hAnsi="Times New Roman" w:eastAsia="Times New Roman" w:cs="Times New Roman"/>
+        </w:rPr>
+        <w:t>24，</w:t>
       </w:r>
       <w:r>
         <w:rPr>
@@ -7039,7 +7162,7 @@
         <w:rPr>
           <w:rFonts w:hint="eastAsia" w:ascii="Times New Roman" w:hAnsi="Times New Roman" w:eastAsia="FangSong" w:cs="Times New Roman"/>
         </w:rPr>
-        <w:t xml:space="preserve">分子一定为平面三角形</w:t>
+        <w:t xml:space="preserve">分子可能为平面三角形</w:t>
       </w:r>
       <w:r>
         <w:rPr>
@@ -7057,107 +7180,8 @@
     <w:p>
       <w:pPr>
         <w:pStyle w:val="BodyText"/>
+        <w:spacing w:before="0" w:after="0"/>
         <w:ind w:left="480" w:hanging="480"/>
-        <w:spacing w:before="0" w:after="0"/>
-      </w:pPr>
-      <w:r>
-        <w:rPr>
-          <w:rFonts w:ascii="Times New Roman" w:hAnsi="Times New Roman" w:eastAsia="Times New Roman" w:cs="Times New Roman"/>
-        </w:rPr>
-        <w:t xml:space="preserve">B. </w:t>
-      </w:r>
-      <w:r>
-        <w:rPr>
-          <w:rFonts w:hint="eastAsia" w:ascii="Times New Roman" w:hAnsi="Times New Roman" w:eastAsia="FangSong" w:cs="Times New Roman"/>
-        </w:rPr>
-        <w:t xml:space="preserve">若</w:t>
-      </w:r>
-      <w:r>
-        <w:rPr>
-          <w:rFonts w:ascii="Times New Roman" w:hAnsi="Times New Roman" w:eastAsia="Times New Roman" w:cs="Times New Roman"/>
-        </w:rPr>
-        <w:t xml:space="preserve"> AB</w:t>
-      </w:r>
-      <w:r>
-        <w:rPr>
-          <w:rFonts w:ascii="Times New Roman" w:hAnsi="Times New Roman" w:eastAsia="Times New Roman" w:cs="Times New Roman"/>
-          <w:vertAlign w:val="subscript"/>
-        </w:rPr>
-        <w:t>3</w:t>
-      </w:r>
-      <w:r>
-        <w:rPr>
-          <w:rFonts w:ascii="Times New Roman" w:hAnsi="Times New Roman" w:eastAsia="Times New Roman" w:cs="Times New Roman"/>
-        </w:rPr>
-        <w:t xml:space="preserve"> </w:t>
-      </w:r>
-      <w:r>
-        <w:rPr>
-          <w:rFonts w:hint="eastAsia" w:ascii="Times New Roman" w:hAnsi="Times New Roman" w:eastAsia="FangSong" w:cs="Times New Roman"/>
-        </w:rPr>
-        <w:t xml:space="preserve">分子的价电子数为</w:t>
-      </w:r>
-      <w:r>
-        <w:rPr>
-          <w:rFonts w:ascii="Times New Roman" w:hAnsi="Times New Roman" w:eastAsia="Times New Roman" w:cs="Times New Roman"/>
-        </w:rPr>
-        <w:t xml:space="preserve"> </w:t>
-      </w:r>
-      <w:r>
-        <w:rPr>
-          <w:rFonts w:hint="eastAsia" w:ascii="Times New Roman" w:hAnsi="Times New Roman" w:eastAsia="Times New Roman" w:cs="Times New Roman"/>
-        </w:rPr>
-        <w:t>24，</w:t>
-      </w:r>
-      <w:r>
-        <w:rPr>
-          <w:rFonts w:hint="eastAsia" w:ascii="Times New Roman" w:hAnsi="Times New Roman" w:eastAsia="FangSong" w:cs="Times New Roman"/>
-        </w:rPr>
-        <w:t>则</w:t>
-      </w:r>
-      <w:r>
-        <w:rPr>
-          <w:rFonts w:ascii="Times New Roman" w:hAnsi="Times New Roman" w:eastAsia="Times New Roman" w:cs="Times New Roman"/>
-        </w:rPr>
-        <w:t xml:space="preserve"> AB</w:t>
-      </w:r>
-      <w:r>
-        <w:rPr>
-          <w:rFonts w:ascii="Times New Roman" w:hAnsi="Times New Roman" w:eastAsia="Times New Roman" w:cs="Times New Roman"/>
-          <w:vertAlign w:val="subscript"/>
-        </w:rPr>
-        <w:t>3</w:t>
-      </w:r>
-      <w:r>
-        <w:rPr>
-          <w:rFonts w:ascii="Times New Roman" w:hAnsi="Times New Roman" w:eastAsia="Times New Roman" w:cs="Times New Roman"/>
-        </w:rPr>
-        <w:t xml:space="preserve"> </w:t>
-      </w:r>
-      <w:r>
-        <w:rPr>
-          <w:rFonts w:hint="eastAsia" w:ascii="Times New Roman" w:hAnsi="Times New Roman" w:eastAsia="FangSong" w:cs="Times New Roman"/>
-        </w:rPr>
-        <w:t xml:space="preserve">分子可能为平面三角形</w:t>
-      </w:r>
-      <w:r>
-        <w:rPr>
-          <w:rFonts w:ascii="Times New Roman" w:hAnsi="Times New Roman" w:eastAsia="Times New Roman" w:cs="Times New Roman"/>
-        </w:rPr>
-        <w:t xml:space="preserve"> </w:t>
-      </w:r>
-      <w:r>
-        <w:rPr>
-          <w:rFonts w:ascii="Times New Roman" w:hAnsi="Times New Roman" w:eastAsia="Times New Roman" w:cs="Times New Roman"/>
-        </w:rPr>
-        <w:t xml:space="preserve">- </w:t>
-      </w:r>
-    </w:p>
-    <w:p>
-      <w:pPr>
-        <w:pStyle w:val="BodyText"/>
-        <w:ind w:left="480" w:hanging="480"/>
-        <w:spacing w:before="0" w:after="180"/>
       </w:pPr>
       <w:r>
         <w:rPr>
@@ -8617,6 +8641,14 @@
       <w:tblPr>
         <w:tblStyle w:val="Table"/>
         <w:tblW w:type="auto" w:w="0"/>
+        <w:tblBorders>
+          <w:top w:val="single" w:sz="12" w:space="0" w:color="000000"/>
+          <w:left w:val="none" w:sz="0" w:space="0" w:color="auto"/>
+          <w:bottom w:val="single" w:sz="12" w:space="0" w:color="000000"/>
+          <w:right w:val="none" w:sz="0" w:space="0" w:color="auto"/>
+          <w:insideH w:val="none" w:sz="0" w:space="0" w:color="auto"/>
+          <w:insideV w:val="none" w:sz="0" w:space="0" w:color="auto"/>
+        </w:tblBorders>
         <w:tblLook w:firstRow="1" w:lastRow="0" w:firstColumn="0" w:lastColumn="0" w:noHBand="0" w:noVBand="0" w:val="0020"/>
       </w:tblPr>
       <w:tblGrid>
@@ -8629,7 +8661,11 @@
           <w:tblHeader w:val="on"/>
         </w:trPr>
         <w:tc>
-          <w:tcPr/>
+          <w:tcPr>
+            <w:tcBorders>
+              <w:bottom w:val="single" w:sz="8" w:space="0" w:color="000000"/>
+            </w:tcBorders>
+          </w:tcPr>
           <w:p>
             <w:pPr>
               <w:pStyle w:val="Compact"/>
@@ -8652,7 +8688,11 @@
           </w:p>
         </w:tc>
         <w:tc>
-          <w:tcPr/>
+          <w:tcPr>
+            <w:tcBorders>
+              <w:bottom w:val="single" w:sz="8" w:space="0" w:color="000000"/>
+            </w:tcBorders>
+          </w:tcPr>
           <w:p>
             <w:pPr>
               <w:pStyle w:val="Compact"/>
@@ -8668,7 +8708,11 @@
           </w:p>
         </w:tc>
         <w:tc>
-          <w:tcPr/>
+          <w:tcPr>
+            <w:tcBorders>
+              <w:bottom w:val="single" w:sz="8" w:space="0" w:color="000000"/>
+            </w:tcBorders>
+          </w:tcPr>
           <w:p>
             <w:pPr>
               <w:pStyle w:val="Compact"/>
@@ -9119,6 +9163,7 @@
     <w:p>
       <w:pPr>
         <w:pStyle w:val="Compact"/>
+        <w:spacing w:before="0" w:after="0"/>
       </w:pPr>
       <w:r>
         <w:rPr>
@@ -9136,6 +9181,7 @@
     <w:p>
       <w:pPr>
         <w:pStyle w:val="Compact"/>
+        <w:spacing w:before="0" w:after="0"/>
       </w:pPr>
       <w:r>
         <w:rPr>
@@ -9177,6 +9223,7 @@
     <w:p>
       <w:pPr>
         <w:pStyle w:val="Compact"/>
+        <w:spacing w:before="0" w:after="0"/>
       </w:pPr>
       <w:r>
         <w:rPr>
@@ -9206,6 +9253,7 @@
     <w:p>
       <w:pPr>
         <w:pStyle w:val="Compact"/>
+        <w:spacing w:before="0" w:after="0"/>
       </w:pPr>
       <w:r>
         <w:rPr>
@@ -10946,6 +10994,14 @@
       <w:tblPr>
         <w:tblStyle w:val="Table"/>
         <w:tblW w:type="auto" w:w="0"/>
+        <w:tblBorders>
+          <w:top w:val="single" w:sz="12" w:space="0" w:color="000000"/>
+          <w:left w:val="none" w:sz="0" w:space="0" w:color="auto"/>
+          <w:bottom w:val="single" w:sz="12" w:space="0" w:color="000000"/>
+          <w:right w:val="none" w:sz="0" w:space="0" w:color="auto"/>
+          <w:insideH w:val="none" w:sz="0" w:space="0" w:color="auto"/>
+          <w:insideV w:val="none" w:sz="0" w:space="0" w:color="auto"/>
+        </w:tblBorders>
         <w:tblLook w:firstRow="1" w:lastRow="0" w:firstColumn="0" w:lastColumn="0" w:noHBand="0" w:noVBand="0" w:val="0020"/>
       </w:tblPr>
       <w:tblGrid>
@@ -10958,7 +11014,11 @@
           <w:tblHeader w:val="on"/>
         </w:trPr>
         <w:tc>
-          <w:tcPr/>
+          <w:tcPr>
+            <w:tcBorders>
+              <w:bottom w:val="single" w:sz="8" w:space="0" w:color="000000"/>
+            </w:tcBorders>
+          </w:tcPr>
           <w:p>
             <w:pPr>
               <w:pStyle w:val="Compact"/>
@@ -10981,7 +11041,11 @@
           </w:p>
         </w:tc>
         <w:tc>
-          <w:tcPr/>
+          <w:tcPr>
+            <w:tcBorders>
+              <w:bottom w:val="single" w:sz="8" w:space="0" w:color="000000"/>
+            </w:tcBorders>
+          </w:tcPr>
           <w:p>
             <w:pPr>
               <w:pStyle w:val="Compact"/>
@@ -10997,7 +11061,11 @@
           </w:p>
         </w:tc>
         <w:tc>
-          <w:tcPr/>
+          <w:tcPr>
+            <w:tcBorders>
+              <w:bottom w:val="single" w:sz="8" w:space="0" w:color="000000"/>
+            </w:tcBorders>
+          </w:tcPr>
           <w:p>
             <w:pPr>
               <w:pStyle w:val="Compact"/>
@@ -12643,6 +12711,14 @@
         <w:tblStyle w:val="Table"/>
         <w:tblW w:type="pct" w:w="5000"/>
         <w:tblLayout w:type="fixed"/>
+        <w:tblBorders>
+          <w:top w:val="single" w:sz="12" w:space="0" w:color="000000"/>
+          <w:left w:val="none" w:sz="0" w:space="0" w:color="auto"/>
+          <w:bottom w:val="single" w:sz="12" w:space="0" w:color="000000"/>
+          <w:right w:val="none" w:sz="0" w:space="0" w:color="auto"/>
+          <w:insideH w:val="none" w:sz="0" w:space="0" w:color="auto"/>
+          <w:insideV w:val="none" w:sz="0" w:space="0" w:color="auto"/>
+        </w:tblBorders>
         <w:tblLook w:firstRow="1" w:lastRow="0" w:firstColumn="0" w:lastColumn="0" w:noHBand="0" w:noVBand="0" w:val="0020"/>
       </w:tblPr>
       <w:tblGrid>
@@ -12655,7 +12731,11 @@
           <w:tblHeader w:val="on"/>
         </w:trPr>
         <w:tc>
-          <w:tcPr/>
+          <w:tcPr>
+            <w:tcBorders>
+              <w:bottom w:val="single" w:sz="8" w:space="0" w:color="000000"/>
+            </w:tcBorders>
+          </w:tcPr>
           <w:p>
             <w:pPr>
               <w:pStyle w:val="Compact"/>
@@ -12678,7 +12758,11 @@
           </w:p>
         </w:tc>
         <w:tc>
-          <w:tcPr/>
+          <w:tcPr>
+            <w:tcBorders>
+              <w:bottom w:val="single" w:sz="8" w:space="0" w:color="000000"/>
+            </w:tcBorders>
+          </w:tcPr>
           <w:p>
             <w:pPr>
               <w:pStyle w:val="Compact"/>
@@ -12694,7 +12778,11 @@
           </w:p>
         </w:tc>
         <w:tc>
-          <w:tcPr/>
+          <w:tcPr>
+            <w:tcBorders>
+              <w:bottom w:val="single" w:sz="8" w:space="0" w:color="000000"/>
+            </w:tcBorders>
+          </w:tcPr>
           <w:p>
             <w:pPr>
               <w:pStyle w:val="Compact"/>
@@ -14536,6 +14624,14 @@
       <w:tblPr>
         <w:tblStyle w:val="Table"/>
         <w:tblW w:type="auto" w:w="0"/>
+        <w:tblBorders>
+          <w:top w:val="single" w:sz="12" w:space="0" w:color="000000"/>
+          <w:left w:val="none" w:sz="0" w:space="0" w:color="auto"/>
+          <w:bottom w:val="single" w:sz="12" w:space="0" w:color="000000"/>
+          <w:right w:val="none" w:sz="0" w:space="0" w:color="auto"/>
+          <w:insideH w:val="none" w:sz="0" w:space="0" w:color="auto"/>
+          <w:insideV w:val="none" w:sz="0" w:space="0" w:color="auto"/>
+        </w:tblBorders>
         <w:tblLook w:firstRow="1" w:lastRow="0" w:firstColumn="0" w:lastColumn="0" w:noHBand="0" w:noVBand="0" w:val="0020"/>
       </w:tblPr>
       <w:tblGrid>
@@ -14548,7 +14644,11 @@
           <w:tblHeader w:val="on"/>
         </w:trPr>
         <w:tc>
-          <w:tcPr/>
+          <w:tcPr>
+            <w:tcBorders>
+              <w:bottom w:val="single" w:sz="8" w:space="0" w:color="000000"/>
+            </w:tcBorders>
+          </w:tcPr>
           <w:p>
             <w:pPr>
               <w:pStyle w:val="Compact"/>
@@ -14571,7 +14671,11 @@
           </w:p>
         </w:tc>
         <w:tc>
-          <w:tcPr/>
+          <w:tcPr>
+            <w:tcBorders>
+              <w:bottom w:val="single" w:sz="8" w:space="0" w:color="000000"/>
+            </w:tcBorders>
+          </w:tcPr>
           <w:p>
             <w:pPr>
               <w:pStyle w:val="Compact"/>
@@ -14587,7 +14691,11 @@
           </w:p>
         </w:tc>
         <w:tc>
-          <w:tcPr/>
+          <w:tcPr>
+            <w:tcBorders>
+              <w:bottom w:val="single" w:sz="8" w:space="0" w:color="000000"/>
+            </w:tcBorders>
+          </w:tcPr>
           <w:p>
             <w:pPr>
               <w:pStyle w:val="Compact"/>
@@ -15831,6 +15939,14 @@
         <w:tblStyle w:val="Table"/>
         <w:tblW w:type="pct" w:w="5000"/>
         <w:tblLayout w:type="fixed"/>
+        <w:tblBorders>
+          <w:top w:val="single" w:sz="12" w:space="0" w:color="000000"/>
+          <w:left w:val="none" w:sz="0" w:space="0" w:color="auto"/>
+          <w:bottom w:val="single" w:sz="12" w:space="0" w:color="000000"/>
+          <w:right w:val="none" w:sz="0" w:space="0" w:color="auto"/>
+          <w:insideH w:val="none" w:sz="0" w:space="0" w:color="auto"/>
+          <w:insideV w:val="none" w:sz="0" w:space="0" w:color="auto"/>
+        </w:tblBorders>
         <w:tblLook w:firstRow="1" w:lastRow="0" w:firstColumn="0" w:lastColumn="0" w:noHBand="0" w:noVBand="0" w:val="0020"/>
       </w:tblPr>
       <w:tblGrid>
@@ -15843,7 +15959,11 @@
           <w:tblHeader w:val="on"/>
         </w:trPr>
         <w:tc>
-          <w:tcPr/>
+          <w:tcPr>
+            <w:tcBorders>
+              <w:bottom w:val="single" w:sz="8" w:space="0" w:color="000000"/>
+            </w:tcBorders>
+          </w:tcPr>
           <w:p>
             <w:pPr>
               <w:pStyle w:val="Compact"/>
@@ -15866,7 +15986,11 @@
           </w:p>
         </w:tc>
         <w:tc>
-          <w:tcPr/>
+          <w:tcPr>
+            <w:tcBorders>
+              <w:bottom w:val="single" w:sz="8" w:space="0" w:color="000000"/>
+            </w:tcBorders>
+          </w:tcPr>
           <w:p>
             <w:pPr>
               <w:pStyle w:val="Compact"/>
@@ -15882,7 +16006,11 @@
           </w:p>
         </w:tc>
         <w:tc>
-          <w:tcPr/>
+          <w:tcPr>
+            <w:tcBorders>
+              <w:bottom w:val="single" w:sz="8" w:space="0" w:color="000000"/>
+            </w:tcBorders>
+          </w:tcPr>
           <w:p>
             <w:pPr>
               <w:pStyle w:val="Compact"/>
@@ -21813,6 +21941,14 @@
       <w:tblPr>
         <w:tblStyle w:val="Table"/>
         <w:tblW w:type="auto" w:w="0"/>
+        <w:tblBorders>
+          <w:top w:val="single" w:sz="12" w:space="0" w:color="000000"/>
+          <w:left w:val="none" w:sz="0" w:space="0" w:color="auto"/>
+          <w:bottom w:val="single" w:sz="12" w:space="0" w:color="000000"/>
+          <w:right w:val="none" w:sz="0" w:space="0" w:color="auto"/>
+          <w:insideH w:val="none" w:sz="0" w:space="0" w:color="auto"/>
+          <w:insideV w:val="none" w:sz="0" w:space="0" w:color="auto"/>
+        </w:tblBorders>
         <w:tblLook w:firstRow="1" w:lastRow="0" w:firstColumn="0" w:lastColumn="0" w:noHBand="0" w:noVBand="0" w:val="0020"/>
       </w:tblPr>
       <w:tblGrid>
@@ -21825,7 +21961,11 @@
           <w:tblHeader w:val="on"/>
         </w:trPr>
         <w:tc>
-          <w:tcPr/>
+          <w:tcPr>
+            <w:tcBorders>
+              <w:bottom w:val="single" w:sz="8" w:space="0" w:color="000000"/>
+            </w:tcBorders>
+          </w:tcPr>
           <w:p>
             <w:pPr>
               <w:pStyle w:val="Compact"/>
@@ -21848,7 +21988,11 @@
           </w:p>
         </w:tc>
         <w:tc>
-          <w:tcPr/>
+          <w:tcPr>
+            <w:tcBorders>
+              <w:bottom w:val="single" w:sz="8" w:space="0" w:color="000000"/>
+            </w:tcBorders>
+          </w:tcPr>
           <w:p>
             <w:pPr>
               <w:pStyle w:val="Compact"/>
@@ -21864,7 +22008,11 @@
           </w:p>
         </w:tc>
         <w:tc>
-          <w:tcPr/>
+          <w:tcPr>
+            <w:tcBorders>
+              <w:bottom w:val="single" w:sz="8" w:space="0" w:color="000000"/>
+            </w:tcBorders>
+          </w:tcPr>
           <w:p>
             <w:pPr>
               <w:pStyle w:val="Compact"/>
@@ -22837,6 +22985,14 @@
       <w:tblPr>
         <w:tblStyle w:val="Table"/>
         <w:tblW w:type="auto" w:w="0"/>
+        <w:tblBorders>
+          <w:top w:val="single" w:sz="12" w:space="0" w:color="000000"/>
+          <w:left w:val="none" w:sz="0" w:space="0" w:color="auto"/>
+          <w:bottom w:val="single" w:sz="12" w:space="0" w:color="000000"/>
+          <w:right w:val="none" w:sz="0" w:space="0" w:color="auto"/>
+          <w:insideH w:val="none" w:sz="0" w:space="0" w:color="auto"/>
+          <w:insideV w:val="none" w:sz="0" w:space="0" w:color="auto"/>
+        </w:tblBorders>
         <w:tblLook w:firstRow="1" w:lastRow="0" w:firstColumn="0" w:lastColumn="0" w:noHBand="0" w:noVBand="0" w:val="0020"/>
       </w:tblPr>
       <w:tblGrid>
@@ -22852,7 +23008,11 @@
           <w:tblHeader w:val="on"/>
         </w:trPr>
         <w:tc>
-          <w:tcPr/>
+          <w:tcPr>
+            <w:tcBorders>
+              <w:bottom w:val="single" w:sz="8" w:space="0" w:color="000000"/>
+            </w:tcBorders>
+          </w:tcPr>
           <w:p>
             <w:pPr>
               <w:pStyle w:val="Compact"/>
@@ -22868,7 +23028,11 @@
           </w:p>
         </w:tc>
         <w:tc>
-          <w:tcPr/>
+          <w:tcPr>
+            <w:tcBorders>
+              <w:bottom w:val="single" w:sz="8" w:space="0" w:color="000000"/>
+            </w:tcBorders>
+          </w:tcPr>
           <w:p>
             <w:pPr>
               <w:pStyle w:val="Compact"/>
@@ -22884,7 +23048,11 @@
           </w:p>
         </w:tc>
         <w:tc>
-          <w:tcPr/>
+          <w:tcPr>
+            <w:tcBorders>
+              <w:bottom w:val="single" w:sz="8" w:space="0" w:color="000000"/>
+            </w:tcBorders>
+          </w:tcPr>
           <w:p>
             <w:pPr>
               <w:pStyle w:val="Compact"/>
@@ -22915,7 +23083,11 @@
           </w:p>
         </w:tc>
         <w:tc>
-          <w:tcPr/>
+          <w:tcPr>
+            <w:tcBorders>
+              <w:bottom w:val="single" w:sz="8" w:space="0" w:color="000000"/>
+            </w:tcBorders>
+          </w:tcPr>
           <w:p>
             <w:pPr>
               <w:pStyle w:val="Compact"/>
@@ -22931,7 +23103,11 @@
           </w:p>
         </w:tc>
         <w:tc>
-          <w:tcPr/>
+          <w:tcPr>
+            <w:tcBorders>
+              <w:bottom w:val="single" w:sz="8" w:space="0" w:color="000000"/>
+            </w:tcBorders>
+          </w:tcPr>
           <w:p>
             <w:pPr>
               <w:pStyle w:val="Compact"/>
@@ -22962,7 +23138,11 @@
           </w:p>
         </w:tc>
         <w:tc>
-          <w:tcPr/>
+          <w:tcPr>
+            <w:tcBorders>
+              <w:bottom w:val="single" w:sz="8" w:space="0" w:color="000000"/>
+            </w:tcBorders>
+          </w:tcPr>
           <w:p>
             <w:pPr>
               <w:pStyle w:val="Compact"/>
@@ -23865,6 +24045,14 @@
       <w:tblPr>
         <w:tblStyle w:val="Table"/>
         <w:tblW w:type="auto" w:w="0"/>
+        <w:tblBorders>
+          <w:top w:val="single" w:sz="12" w:space="0" w:color="000000"/>
+          <w:left w:val="none" w:sz="0" w:space="0" w:color="auto"/>
+          <w:bottom w:val="single" w:sz="12" w:space="0" w:color="000000"/>
+          <w:right w:val="none" w:sz="0" w:space="0" w:color="auto"/>
+          <w:insideH w:val="none" w:sz="0" w:space="0" w:color="auto"/>
+          <w:insideV w:val="none" w:sz="0" w:space="0" w:color="auto"/>
+        </w:tblBorders>
         <w:tblLook w:firstRow="1" w:lastRow="0" w:firstColumn="0" w:lastColumn="0" w:noHBand="0" w:noVBand="0" w:val="0020"/>
       </w:tblPr>
       <w:tblGrid>
@@ -23877,7 +24065,11 @@
           <w:tblHeader w:val="on"/>
         </w:trPr>
         <w:tc>
-          <w:tcPr/>
+          <w:tcPr>
+            <w:tcBorders>
+              <w:bottom w:val="single" w:sz="8" w:space="0" w:color="000000"/>
+            </w:tcBorders>
+          </w:tcPr>
           <w:p>
             <w:pPr>
               <w:pStyle w:val="Compact"/>
@@ -23900,7 +24092,11 @@
           </w:p>
         </w:tc>
         <w:tc>
-          <w:tcPr/>
+          <w:tcPr>
+            <w:tcBorders>
+              <w:bottom w:val="single" w:sz="8" w:space="0" w:color="000000"/>
+            </w:tcBorders>
+          </w:tcPr>
           <w:p>
             <w:pPr>
               <w:pStyle w:val="Compact"/>
@@ -23916,7 +24112,11 @@
           </w:p>
         </w:tc>
         <w:tc>
-          <w:tcPr/>
+          <w:tcPr>
+            <w:tcBorders>
+              <w:bottom w:val="single" w:sz="8" w:space="0" w:color="000000"/>
+            </w:tcBorders>
+          </w:tcPr>
           <w:p>
             <w:pPr>
               <w:pStyle w:val="Compact"/>
@@ -25172,6 +25372,14 @@
       <w:tblPr>
         <w:tblStyle w:val="Table"/>
         <w:tblW w:type="auto" w:w="0"/>
+        <w:tblBorders>
+          <w:top w:val="single" w:sz="12" w:space="0" w:color="000000"/>
+          <w:left w:val="none" w:sz="0" w:space="0" w:color="auto"/>
+          <w:bottom w:val="single" w:sz="12" w:space="0" w:color="000000"/>
+          <w:right w:val="none" w:sz="0" w:space="0" w:color="auto"/>
+          <w:insideH w:val="none" w:sz="0" w:space="0" w:color="auto"/>
+          <w:insideV w:val="none" w:sz="0" w:space="0" w:color="auto"/>
+        </w:tblBorders>
         <w:tblLook w:firstRow="1" w:lastRow="0" w:firstColumn="0" w:lastColumn="0" w:noHBand="0" w:noVBand="0" w:val="0020"/>
       </w:tblPr>
       <w:tblGrid>
@@ -25184,7 +25392,11 @@
           <w:tblHeader w:val="on"/>
         </w:trPr>
         <w:tc>
-          <w:tcPr/>
+          <w:tcPr>
+            <w:tcBorders>
+              <w:bottom w:val="single" w:sz="8" w:space="0" w:color="000000"/>
+            </w:tcBorders>
+          </w:tcPr>
           <w:p>
             <w:pPr>
               <w:pStyle w:val="Compact"/>
@@ -25207,7 +25419,11 @@
           </w:p>
         </w:tc>
         <w:tc>
-          <w:tcPr/>
+          <w:tcPr>
+            <w:tcBorders>
+              <w:bottom w:val="single" w:sz="8" w:space="0" w:color="000000"/>
+            </w:tcBorders>
+          </w:tcPr>
           <w:p>
             <w:pPr>
               <w:pStyle w:val="Compact"/>
@@ -25223,7 +25439,11 @@
           </w:p>
         </w:tc>
         <w:tc>
-          <w:tcPr/>
+          <w:tcPr>
+            <w:tcBorders>
+              <w:bottom w:val="single" w:sz="8" w:space="0" w:color="000000"/>
+            </w:tcBorders>
+          </w:tcPr>
           <w:p>
             <w:pPr>
               <w:pStyle w:val="Compact"/>
@@ -25848,7 +26068,7 @@
     <ns0:rPr>
       <ns0:rFonts ns0:ascii="Times New Roman" ns0:cs="Times New Roman" ns0:eastAsia="SimHei" ns0:hAnsi="Times New Roman"/>
       <ns0:b/>
-      <ns0:color ns0:val="17324D"/>
+      <ns0:color ns0:val="000000"/>
       <ns0:sz ns0:val="44"/>
       <ns0:szCs ns0:val="56"/>
     </ns0:rPr>
@@ -25990,7 +26210,7 @@
     <ns0:rPr>
       <ns0:rFonts ns0:ascii="Times New Roman" ns0:cs="Times New Roman" ns0:eastAsia="SimHei" ns0:hAnsi="Times New Roman"/>
       <ns0:b/>
-      <ns0:color ns0:val="17324D"/>
+      <ns0:color ns0:val="000000"/>
       <ns0:sz ns0:val="32"/>
       <ns0:szCs ns0:val="40"/>
     </ns0:rPr>
@@ -26014,7 +26234,7 @@
     <ns0:rPr>
       <ns0:rFonts ns0:ascii="Times New Roman" ns0:cs="Times New Roman" ns0:eastAsia="SimHei" ns0:hAnsi="Times New Roman"/>
       <ns0:b/>
-      <ns0:color ns0:val="17324D"/>
+      <ns0:color ns0:val="000000"/>
       <ns0:sz ns0:val="28"/>
       <ns0:szCs ns0:val="32"/>
     </ns0:rPr>
@@ -26038,7 +26258,7 @@
     <ns0:rPr>
       <ns0:rFonts ns0:ascii="Times New Roman" ns0:cs="Times New Roman" ns0:eastAsia="SimHei" ns0:hAnsi="Times New Roman"/>
       <ns0:b/>
-      <ns0:color ns0:val="17324D"/>
+      <ns0:color ns0:val="000000"/>
       <ns0:sz ns0:val="25"/>
       <ns0:szCs ns0:val="28"/>
     </ns0:rPr>
